--- a/klagomål/A 10943-2026 FSC-klagomål.docx
+++ b/klagomål/A 10943-2026 FSC-klagomål.docx
@@ -274,12 +274,7 @@
         <w:t>Flagellkvastmossa</w:t>
       </w:r>
       <w:r>
-        <w:t xml:space="preserve"> förekommer framför allt i tallsumpskog, men finns även i relativt torra gran- och tallskogar. Den signalerar överallt skogsmiljöer med höga naturvärden och indikerar biotoper med rik och kontinuerlig förekomst av död ved i olika nedbrytningsstadier eller barlagd torvjord.</w:t>
-      </w:r>
-    </w:p>
-    <w:p>
-      <w:r>
-        <w:t xml:space="preserve">Flagellkvastmossa är typisk art för </w:t>
+        <w:t xml:space="preserve"> förekommer framför allt i tallsumpskog, men finns även i relativt torra gran- och tallskogar. Den signalerar överallt skogsmiljöer med höga naturvärden och indikerar biotoper med rik och kontinuerlig förekomst av död ved i olika nedbrytningsstadier eller barlagd torvjord. Flagellkvastmossa är typisk art för </w:t>
       </w:r>
       <w:r>
         <w:rPr>
@@ -912,7 +907,7 @@
     <w:r>
       <w:tab/>
       <w:tab/>
-      <w:t>2026-03-02</w:t>
+      <w:t>2026-03-03</w:t>
       <w:br/>
       <w:br/>
     </w:r>

--- a/klagomål/A 10943-2026 FSC-klagomål.docx
+++ b/klagomål/A 10943-2026 FSC-klagomål.docx
@@ -907,7 +907,7 @@
     <w:r>
       <w:tab/>
       <w:tab/>
-      <w:t>2026-03-03</w:t>
+      <w:t>2026-03-04</w:t>
       <w:br/>
       <w:br/>
     </w:r>

--- a/klagomål/A 10943-2026 FSC-klagomål.docx
+++ b/klagomål/A 10943-2026 FSC-klagomål.docx
@@ -907,7 +907,7 @@
     <w:r>
       <w:tab/>
       <w:tab/>
-      <w:t>2026-03-04</w:t>
+      <w:t>2026-03-05</w:t>
       <w:br/>
       <w:br/>
     </w:r>

--- a/klagomål/A 10943-2026 FSC-klagomål.docx
+++ b/klagomål/A 10943-2026 FSC-klagomål.docx
@@ -907,7 +907,7 @@
     <w:r>
       <w:tab/>
       <w:tab/>
-      <w:t>2026-03-05</w:t>
+      <w:t>2026-03-06</w:t>
       <w:br/>
       <w:br/>
     </w:r>

--- a/klagomål/A 10943-2026 FSC-klagomål.docx
+++ b/klagomål/A 10943-2026 FSC-klagomål.docx
@@ -907,7 +907,7 @@
     <w:r>
       <w:tab/>
       <w:tab/>
-      <w:t>2026-03-06</w:t>
+      <w:t>2026-03-07</w:t>
       <w:br/>
       <w:br/>
     </w:r>

--- a/klagomål/A 10943-2026 FSC-klagomål.docx
+++ b/klagomål/A 10943-2026 FSC-klagomål.docx
@@ -907,7 +907,7 @@
     <w:r>
       <w:tab/>
       <w:tab/>
-      <w:t>2026-03-07</w:t>
+      <w:t>2026-03-08</w:t>
       <w:br/>
       <w:br/>
     </w:r>

--- a/klagomål/A 10943-2026 FSC-klagomål.docx
+++ b/klagomål/A 10943-2026 FSC-klagomål.docx
@@ -907,7 +907,7 @@
     <w:r>
       <w:tab/>
       <w:tab/>
-      <w:t>2026-03-08</w:t>
+      <w:t>2026-03-09</w:t>
       <w:br/>
       <w:br/>
     </w:r>

--- a/klagomål/A 10943-2026 FSC-klagomål.docx
+++ b/klagomål/A 10943-2026 FSC-klagomål.docx
@@ -907,7 +907,7 @@
     <w:r>
       <w:tab/>
       <w:tab/>
-      <w:t>2026-03-09</w:t>
+      <w:t>2026-03-10</w:t>
       <w:br/>
       <w:br/>
     </w:r>

--- a/klagomål/A 10943-2026 FSC-klagomål.docx
+++ b/klagomål/A 10943-2026 FSC-klagomål.docx
@@ -264,6 +264,17 @@
       </w:r>
       <w:r>
         <w:t xml:space="preserve"> (SLU Artdatabanken, 2024; Nitare &amp; Skogsstyrelsen, 2019).</w:t>
+      </w:r>
+    </w:p>
+    <w:p>
+      <w:r>
+        <w:rPr>
+          <w:b/>
+        </w:rPr>
+        <w:t>Ekpricklav (VU)</w:t>
+      </w:r>
+      <w:r>
+        <w:t xml:space="preserve"> växer främst på mycket gamla ekar med grov sprickbark i skogsmiljö med hög och jämn luftfuktighet. Förekommer inte i öppna ekhagar. Denna typ av ekar är sällsynta och nyskapas i mycket begränsad omfattning. Lämpliga biotoper måste bevaras och ett tillräckligt antal unga träd måste tillåtas bli mycket gamla för att på lång sikt ersätta de nuvarande gammelträden (SLU Artdatabanken, 2025).</w:t>
       </w:r>
     </w:p>
     <w:p>
@@ -907,7 +918,7 @@
     <w:r>
       <w:tab/>
       <w:tab/>
-      <w:t>2026-03-10</w:t>
+      <w:t>2026-03-11</w:t>
       <w:br/>
       <w:br/>
     </w:r>

--- a/klagomål/A 10943-2026 FSC-klagomål.docx
+++ b/klagomål/A 10943-2026 FSC-klagomål.docx
@@ -918,7 +918,7 @@
     <w:r>
       <w:tab/>
       <w:tab/>
-      <w:t>2026-03-11</w:t>
+      <w:t>2026-03-12</w:t>
       <w:br/>
       <w:br/>
     </w:r>

--- a/klagomål/A 10943-2026 FSC-klagomål.docx
+++ b/klagomål/A 10943-2026 FSC-klagomål.docx
@@ -918,7 +918,7 @@
     <w:r>
       <w:tab/>
       <w:tab/>
-      <w:t>2026-03-12</w:t>
+      <w:t>2026-03-13</w:t>
       <w:br/>
       <w:br/>
     </w:r>

--- a/klagomål/A 10943-2026 FSC-klagomål.docx
+++ b/klagomål/A 10943-2026 FSC-klagomål.docx
@@ -918,7 +918,7 @@
     <w:r>
       <w:tab/>
       <w:tab/>
-      <w:t>2026-03-13</w:t>
+      <w:t>2026-03-16</w:t>
       <w:br/>
       <w:br/>
     </w:r>

--- a/klagomål/A 10943-2026 FSC-klagomål.docx
+++ b/klagomål/A 10943-2026 FSC-klagomål.docx
@@ -918,7 +918,7 @@
     <w:r>
       <w:tab/>
       <w:tab/>
-      <w:t>2026-03-16</w:t>
+      <w:t>2026-03-17</w:t>
       <w:br/>
       <w:br/>
     </w:r>

--- a/klagomål/A 10943-2026 FSC-klagomål.docx
+++ b/klagomål/A 10943-2026 FSC-klagomål.docx
@@ -918,7 +918,7 @@
     <w:r>
       <w:tab/>
       <w:tab/>
-      <w:t>2026-03-17</w:t>
+      <w:t>2026-03-18</w:t>
       <w:br/>
       <w:br/>
     </w:r>

--- a/klagomål/A 10943-2026 FSC-klagomål.docx
+++ b/klagomål/A 10943-2026 FSC-klagomål.docx
@@ -918,7 +918,7 @@
     <w:r>
       <w:tab/>
       <w:tab/>
-      <w:t>2026-03-18</w:t>
+      <w:t>2026-03-19</w:t>
       <w:br/>
       <w:br/>
     </w:r>

--- a/klagomål/A 10943-2026 FSC-klagomål.docx
+++ b/klagomål/A 10943-2026 FSC-klagomål.docx
@@ -918,7 +918,7 @@
     <w:r>
       <w:tab/>
       <w:tab/>
-      <w:t>2026-03-19</w:t>
+      <w:t>2026-03-20</w:t>
       <w:br/>
       <w:br/>
     </w:r>

--- a/klagomål/A 10943-2026 FSC-klagomål.docx
+++ b/klagomål/A 10943-2026 FSC-klagomål.docx
@@ -918,7 +918,7 @@
     <w:r>
       <w:tab/>
       <w:tab/>
-      <w:t>2026-03-20</w:t>
+      <w:t>2026-03-21</w:t>
       <w:br/>
       <w:br/>
     </w:r>

--- a/klagomål/A 10943-2026 FSC-klagomål.docx
+++ b/klagomål/A 10943-2026 FSC-klagomål.docx
@@ -918,7 +918,7 @@
     <w:r>
       <w:tab/>
       <w:tab/>
-      <w:t>2026-03-21</w:t>
+      <w:t>2026-03-22</w:t>
       <w:br/>
       <w:br/>
     </w:r>

--- a/klagomål/A 10943-2026 FSC-klagomål.docx
+++ b/klagomål/A 10943-2026 FSC-klagomål.docx
@@ -918,7 +918,7 @@
     <w:r>
       <w:tab/>
       <w:tab/>
-      <w:t>2026-03-22</w:t>
+      <w:t>2026-03-23</w:t>
       <w:br/>
       <w:br/>
     </w:r>

--- a/klagomål/A 10943-2026 FSC-klagomål.docx
+++ b/klagomål/A 10943-2026 FSC-klagomål.docx
@@ -927,7 +927,7 @@
     <w:r>
       <w:tab/>
       <w:tab/>
-      <w:t>2026-04-14</w:t>
+      <w:t>2026-04-15</w:t>
       <w:br/>
       <w:br/>
     </w:r>

--- a/klagomål/A 10943-2026 FSC-klagomål.docx
+++ b/klagomål/A 10943-2026 FSC-klagomål.docx
@@ -927,7 +927,7 @@
     <w:r>
       <w:tab/>
       <w:tab/>
-      <w:t>2026-04-15</w:t>
+      <w:t>2026-04-16</w:t>
       <w:br/>
       <w:br/>
     </w:r>

--- a/klagomål/A 10943-2026 FSC-klagomål.docx
+++ b/klagomål/A 10943-2026 FSC-klagomål.docx
@@ -927,7 +927,7 @@
     <w:r>
       <w:tab/>
       <w:tab/>
-      <w:t>2026-04-16</w:t>
+      <w:t>2026-04-17</w:t>
       <w:br/>
       <w:br/>
     </w:r>

--- a/klagomål/A 10943-2026 FSC-klagomål.docx
+++ b/klagomål/A 10943-2026 FSC-klagomål.docx
@@ -927,7 +927,7 @@
     <w:r>
       <w:tab/>
       <w:tab/>
-      <w:t>2026-04-17</w:t>
+      <w:t>2026-04-18</w:t>
       <w:br/>
       <w:br/>
     </w:r>

--- a/klagomål/A 10943-2026 FSC-klagomål.docx
+++ b/klagomål/A 10943-2026 FSC-klagomål.docx
@@ -927,7 +927,7 @@
     <w:r>
       <w:tab/>
       <w:tab/>
-      <w:t>2026-04-18</w:t>
+      <w:t>2026-04-19</w:t>
       <w:br/>
       <w:br/>
     </w:r>

--- a/klagomål/A 10943-2026 FSC-klagomål.docx
+++ b/klagomål/A 10943-2026 FSC-klagomål.docx
@@ -927,7 +927,7 @@
     <w:r>
       <w:tab/>
       <w:tab/>
-      <w:t>2026-04-19</w:t>
+      <w:t>2026-04-20</w:t>
       <w:br/>
       <w:br/>
     </w:r>

--- a/klagomål/A 10943-2026 FSC-klagomål.docx
+++ b/klagomål/A 10943-2026 FSC-klagomål.docx
@@ -927,7 +927,7 @@
     <w:r>
       <w:tab/>
       <w:tab/>
-      <w:t>2026-04-20</w:t>
+      <w:t>2026-04-21</w:t>
       <w:br/>
       <w:br/>
     </w:r>

--- a/klagomål/A 10943-2026 FSC-klagomål.docx
+++ b/klagomål/A 10943-2026 FSC-klagomål.docx
@@ -927,7 +927,7 @@
     <w:r>
       <w:tab/>
       <w:tab/>
-      <w:t>2026-04-21</w:t>
+      <w:t>2026-04-22</w:t>
       <w:br/>
       <w:br/>
     </w:r>

--- a/klagomål/A 10943-2026 FSC-klagomål.docx
+++ b/klagomål/A 10943-2026 FSC-klagomål.docx
@@ -927,7 +927,7 @@
     <w:r>
       <w:tab/>
       <w:tab/>
-      <w:t>2026-04-22</w:t>
+      <w:t>2026-04-23</w:t>
       <w:br/>
       <w:br/>
     </w:r>

--- a/klagomål/A 10943-2026 FSC-klagomål.docx
+++ b/klagomål/A 10943-2026 FSC-klagomål.docx
@@ -927,7 +927,7 @@
     <w:r>
       <w:tab/>
       <w:tab/>
-      <w:t>2026-04-23</w:t>
+      <w:t>2026-04-24</w:t>
       <w:br/>
       <w:br/>
     </w:r>

--- a/klagomål/A 10943-2026 FSC-klagomål.docx
+++ b/klagomål/A 10943-2026 FSC-klagomål.docx
@@ -927,7 +927,7 @@
     <w:r>
       <w:tab/>
       <w:tab/>
-      <w:t>2026-04-24</w:t>
+      <w:t>2026-04-25</w:t>
       <w:br/>
       <w:br/>
     </w:r>

--- a/klagomål/A 10943-2026 FSC-klagomål.docx
+++ b/klagomål/A 10943-2026 FSC-klagomål.docx
@@ -927,7 +927,7 @@
     <w:r>
       <w:tab/>
       <w:tab/>
-      <w:t>2026-04-25</w:t>
+      <w:t>2026-04-26</w:t>
       <w:br/>
       <w:br/>
     </w:r>

--- a/klagomål/A 10943-2026 FSC-klagomål.docx
+++ b/klagomål/A 10943-2026 FSC-klagomål.docx
@@ -927,7 +927,7 @@
     <w:r>
       <w:tab/>
       <w:tab/>
-      <w:t>2026-04-26</w:t>
+      <w:t>2026-04-27</w:t>
       <w:br/>
       <w:br/>
     </w:r>

--- a/klagomål/A 10943-2026 FSC-klagomål.docx
+++ b/klagomål/A 10943-2026 FSC-klagomål.docx
@@ -927,7 +927,7 @@
     <w:r>
       <w:tab/>
       <w:tab/>
-      <w:t>2026-04-27</w:t>
+      <w:t>2026-04-28</w:t>
       <w:br/>
       <w:br/>
     </w:r>

--- a/klagomål/A 10943-2026 FSC-klagomål.docx
+++ b/klagomål/A 10943-2026 FSC-klagomål.docx
@@ -927,7 +927,7 @@
     <w:r>
       <w:tab/>
       <w:tab/>
-      <w:t>2026-04-28</w:t>
+      <w:t>2026-04-29</w:t>
       <w:br/>
       <w:br/>
     </w:r>

--- a/klagomål/A 10943-2026 FSC-klagomål.docx
+++ b/klagomål/A 10943-2026 FSC-klagomål.docx
@@ -927,7 +927,7 @@
     <w:r>
       <w:tab/>
       <w:tab/>
-      <w:t>2026-04-29</w:t>
+      <w:t>2026-04-30</w:t>
       <w:br/>
       <w:br/>
     </w:r>

--- a/klagomål/A 10943-2026 FSC-klagomål.docx
+++ b/klagomål/A 10943-2026 FSC-klagomål.docx
@@ -927,7 +927,7 @@
     <w:r>
       <w:tab/>
       <w:tab/>
-      <w:t>2026-04-30</w:t>
+      <w:t>2026-05-01</w:t>
       <w:br/>
       <w:br/>
     </w:r>

--- a/klagomål/A 10943-2026 FSC-klagomål.docx
+++ b/klagomål/A 10943-2026 FSC-klagomål.docx
@@ -927,7 +927,7 @@
     <w:r>
       <w:tab/>
       <w:tab/>
-      <w:t>2026-05-01</w:t>
+      <w:t>2026-05-02</w:t>
       <w:br/>
       <w:br/>
     </w:r>

--- a/klagomål/A 10943-2026 FSC-klagomål.docx
+++ b/klagomål/A 10943-2026 FSC-klagomål.docx
@@ -927,7 +927,7 @@
     <w:r>
       <w:tab/>
       <w:tab/>
-      <w:t>2026-05-02</w:t>
+      <w:t>2026-05-03</w:t>
       <w:br/>
       <w:br/>
     </w:r>

--- a/klagomål/A 10943-2026 FSC-klagomål.docx
+++ b/klagomål/A 10943-2026 FSC-klagomål.docx
@@ -927,7 +927,7 @@
     <w:r>
       <w:tab/>
       <w:tab/>
-      <w:t>2026-05-03</w:t>
+      <w:t>2026-05-04</w:t>
       <w:br/>
       <w:br/>
     </w:r>

--- a/klagomål/A 10943-2026 FSC-klagomål.docx
+++ b/klagomål/A 10943-2026 FSC-klagomål.docx
@@ -927,7 +927,7 @@
     <w:r>
       <w:tab/>
       <w:tab/>
-      <w:t>2026-05-04</w:t>
+      <w:t>2026-05-05</w:t>
       <w:br/>
       <w:br/>
     </w:r>

--- a/klagomål/A 10943-2026 FSC-klagomål.docx
+++ b/klagomål/A 10943-2026 FSC-klagomål.docx
@@ -927,7 +927,7 @@
     <w:r>
       <w:tab/>
       <w:tab/>
-      <w:t>2026-05-05</w:t>
+      <w:t>2026-05-06</w:t>
       <w:br/>
       <w:br/>
     </w:r>

--- a/klagomål/A 10943-2026 FSC-klagomål.docx
+++ b/klagomål/A 10943-2026 FSC-klagomål.docx
@@ -927,7 +927,7 @@
     <w:r>
       <w:tab/>
       <w:tab/>
-      <w:t>2026-05-16</w:t>
+      <w:t>2026-05-17</w:t>
       <w:br/>
       <w:br/>
     </w:r>

--- a/klagomål/A 10943-2026 FSC-klagomål.docx
+++ b/klagomål/A 10943-2026 FSC-klagomål.docx
@@ -927,7 +927,7 @@
     <w:r>
       <w:tab/>
       <w:tab/>
-      <w:t>2026-05-17</w:t>
+      <w:t>2026-05-18</w:t>
       <w:br/>
       <w:br/>
     </w:r>

--- a/klagomål/A 10943-2026 FSC-klagomål.docx
+++ b/klagomål/A 10943-2026 FSC-klagomål.docx
@@ -927,7 +927,7 @@
     <w:r>
       <w:tab/>
       <w:tab/>
-      <w:t>2026-05-18</w:t>
+      <w:t>2026-05-19</w:t>
       <w:br/>
       <w:br/>
     </w:r>

--- a/klagomål/A 10943-2026 FSC-klagomål.docx
+++ b/klagomål/A 10943-2026 FSC-klagomål.docx
@@ -927,7 +927,7 @@
     <w:r>
       <w:tab/>
       <w:tab/>
-      <w:t>2026-05-19</w:t>
+      <w:t>2026-05-20</w:t>
       <w:br/>
       <w:br/>
     </w:r>

--- a/klagomål/A 10943-2026 FSC-klagomål.docx
+++ b/klagomål/A 10943-2026 FSC-klagomål.docx
@@ -927,7 +927,7 @@
     <w:r>
       <w:tab/>
       <w:tab/>
-      <w:t>2026-05-20</w:t>
+      <w:t>2026-05-21</w:t>
       <w:br/>
       <w:br/>
     </w:r>

--- a/klagomål/A 10943-2026 FSC-klagomål.docx
+++ b/klagomål/A 10943-2026 FSC-klagomål.docx
@@ -927,7 +927,7 @@
     <w:r>
       <w:tab/>
       <w:tab/>
-      <w:t>2026-05-21</w:t>
+      <w:t>2026-05-22</w:t>
       <w:br/>
       <w:br/>
     </w:r>

--- a/klagomål/A 10943-2026 FSC-klagomål.docx
+++ b/klagomål/A 10943-2026 FSC-klagomål.docx
@@ -927,7 +927,7 @@
     <w:r>
       <w:tab/>
       <w:tab/>
-      <w:t>2026-05-22</w:t>
+      <w:t>2026-05-23</w:t>
       <w:br/>
       <w:br/>
     </w:r>

--- a/klagomål/A 10943-2026 FSC-klagomål.docx
+++ b/klagomål/A 10943-2026 FSC-klagomål.docx
@@ -927,7 +927,7 @@
     <w:r>
       <w:tab/>
       <w:tab/>
-      <w:t>2026-05-23</w:t>
+      <w:t>2026-05-24</w:t>
       <w:br/>
       <w:br/>
     </w:r>

--- a/klagomål/A 10943-2026 FSC-klagomål.docx
+++ b/klagomål/A 10943-2026 FSC-klagomål.docx
@@ -927,7 +927,7 @@
     <w:r>
       <w:tab/>
       <w:tab/>
-      <w:t>2026-05-24</w:t>
+      <w:t>2026-05-25</w:t>
       <w:br/>
       <w:br/>
     </w:r>

--- a/klagomål/A 10943-2026 FSC-klagomål.docx
+++ b/klagomål/A 10943-2026 FSC-klagomål.docx
@@ -927,7 +927,7 @@
     <w:r>
       <w:tab/>
       <w:tab/>
-      <w:t>2026-05-25</w:t>
+      <w:t>2026-05-26</w:t>
       <w:br/>
       <w:br/>
     </w:r>

--- a/klagomål/A 10943-2026 FSC-klagomål.docx
+++ b/klagomål/A 10943-2026 FSC-klagomål.docx
@@ -927,7 +927,7 @@
     <w:r>
       <w:tab/>
       <w:tab/>
-      <w:t>2026-05-26</w:t>
+      <w:t>2026-05-27</w:t>
       <w:br/>
       <w:br/>
     </w:r>

--- a/klagomål/A 10943-2026 FSC-klagomål.docx
+++ b/klagomål/A 10943-2026 FSC-klagomål.docx
@@ -927,7 +927,7 @@
     <w:r>
       <w:tab/>
       <w:tab/>
-      <w:t>2026-05-27</w:t>
+      <w:t>2026-05-28</w:t>
       <w:br/>
       <w:br/>
     </w:r>

--- a/klagomål/A 10943-2026 FSC-klagomål.docx
+++ b/klagomål/A 10943-2026 FSC-klagomål.docx
@@ -927,7 +927,7 @@
     <w:r>
       <w:tab/>
       <w:tab/>
-      <w:t>2026-05-28</w:t>
+      <w:t>2026-05-29</w:t>
       <w:br/>
       <w:br/>
     </w:r>

--- a/klagomål/A 10943-2026 FSC-klagomål.docx
+++ b/klagomål/A 10943-2026 FSC-klagomål.docx
@@ -927,7 +927,7 @@
     <w:r>
       <w:tab/>
       <w:tab/>
-      <w:t>2026-05-29</w:t>
+      <w:t>2026-05-30</w:t>
       <w:br/>
       <w:br/>
     </w:r>

--- a/klagomål/A 10943-2026 FSC-klagomål.docx
+++ b/klagomål/A 10943-2026 FSC-klagomål.docx
@@ -927,7 +927,7 @@
     <w:r>
       <w:tab/>
       <w:tab/>
-      <w:t>2026-05-30</w:t>
+      <w:t>2026-05-31</w:t>
       <w:br/>
       <w:br/>
     </w:r>

--- a/klagomål/A 10943-2026 FSC-klagomål.docx
+++ b/klagomål/A 10943-2026 FSC-klagomål.docx
@@ -927,7 +927,7 @@
     <w:r>
       <w:tab/>
       <w:tab/>
-      <w:t>2026-05-31</w:t>
+      <w:t>2026-06-01</w:t>
       <w:br/>
       <w:br/>
     </w:r>

--- a/klagomål/A 10943-2026 FSC-klagomål.docx
+++ b/klagomål/A 10943-2026 FSC-klagomål.docx
@@ -927,7 +927,7 @@
     <w:r>
       <w:tab/>
       <w:tab/>
-      <w:t>2026-06-01</w:t>
+      <w:t>2026-06-02</w:t>
       <w:br/>
       <w:br/>
     </w:r>

--- a/klagomål/A 10943-2026 FSC-klagomål.docx
+++ b/klagomål/A 10943-2026 FSC-klagomål.docx
@@ -927,7 +927,7 @@
     <w:r>
       <w:tab/>
       <w:tab/>
-      <w:t>2026-06-02</w:t>
+      <w:t>2026-06-03</w:t>
       <w:br/>
       <w:br/>
     </w:r>

--- a/klagomål/A 10943-2026 FSC-klagomål.docx
+++ b/klagomål/A 10943-2026 FSC-klagomål.docx
@@ -927,7 +927,7 @@
     <w:r>
       <w:tab/>
       <w:tab/>
-      <w:t>2026-06-03</w:t>
+      <w:t>2026-06-04</w:t>
       <w:br/>
       <w:br/>
     </w:r>

--- a/klagomål/A 10943-2026 FSC-klagomål.docx
+++ b/klagomål/A 10943-2026 FSC-klagomål.docx
@@ -927,7 +927,7 @@
     <w:r>
       <w:tab/>
       <w:tab/>
-      <w:t>2026-06-04</w:t>
+      <w:t>2026-06-05</w:t>
       <w:br/>
       <w:br/>
     </w:r>

--- a/klagomål/A 10943-2026 FSC-klagomål.docx
+++ b/klagomål/A 10943-2026 FSC-klagomål.docx
@@ -927,7 +927,7 @@
     <w:r>
       <w:tab/>
       <w:tab/>
-      <w:t>2026-06-05</w:t>
+      <w:t>2026-06-06</w:t>
       <w:br/>
       <w:br/>
     </w:r>

--- a/klagomål/A 10943-2026 FSC-klagomål.docx
+++ b/klagomål/A 10943-2026 FSC-klagomål.docx
@@ -927,7 +927,7 @@
     <w:r>
       <w:tab/>
       <w:tab/>
-      <w:t>2026-06-06</w:t>
+      <w:t>2026-06-07</w:t>
       <w:br/>
       <w:br/>
     </w:r>

--- a/klagomål/A 10943-2026 FSC-klagomål.docx
+++ b/klagomål/A 10943-2026 FSC-klagomål.docx
@@ -927,7 +927,7 @@
     <w:r>
       <w:tab/>
       <w:tab/>
-      <w:t>2026-06-07</w:t>
+      <w:t>2026-06-08</w:t>
       <w:br/>
       <w:br/>
     </w:r>

--- a/klagomål/A 10943-2026 FSC-klagomål.docx
+++ b/klagomål/A 10943-2026 FSC-klagomål.docx
@@ -927,7 +927,7 @@
     <w:r>
       <w:tab/>
       <w:tab/>
-      <w:t>2026-06-08</w:t>
+      <w:t>2026-06-09</w:t>
       <w:br/>
       <w:br/>
     </w:r>

--- a/klagomål/A 10943-2026 FSC-klagomål.docx
+++ b/klagomål/A 10943-2026 FSC-klagomål.docx
@@ -927,7 +927,7 @@
     <w:r>
       <w:tab/>
       <w:tab/>
-      <w:t>2026-06-09</w:t>
+      <w:t>2026-06-10</w:t>
       <w:br/>
       <w:br/>
     </w:r>

--- a/klagomål/A 10943-2026 FSC-klagomål.docx
+++ b/klagomål/A 10943-2026 FSC-klagomål.docx
@@ -927,7 +927,7 @@
     <w:r>
       <w:tab/>
       <w:tab/>
-      <w:t>2026-06-10</w:t>
+      <w:t>2026-06-11</w:t>
       <w:br/>
       <w:br/>
     </w:r>

--- a/klagomål/A 10943-2026 FSC-klagomål.docx
+++ b/klagomål/A 10943-2026 FSC-klagomål.docx
@@ -927,7 +927,7 @@
     <w:r>
       <w:tab/>
       <w:tab/>
-      <w:t>2026-06-11</w:t>
+      <w:t>2026-06-12</w:t>
       <w:br/>
       <w:br/>
     </w:r>

--- a/klagomål/A 10943-2026 FSC-klagomål.docx
+++ b/klagomål/A 10943-2026 FSC-klagomål.docx
@@ -927,7 +927,7 @@
     <w:r>
       <w:tab/>
       <w:tab/>
-      <w:t>2026-06-12</w:t>
+      <w:t>2026-06-13</w:t>
       <w:br/>
       <w:br/>
     </w:r>

--- a/klagomål/A 10943-2026 FSC-klagomål.docx
+++ b/klagomål/A 10943-2026 FSC-klagomål.docx
@@ -927,7 +927,7 @@
     <w:r>
       <w:tab/>
       <w:tab/>
-      <w:t>2026-06-13</w:t>
+      <w:t>2026-06-14</w:t>
       <w:br/>
       <w:br/>
     </w:r>

--- a/klagomål/A 10943-2026 FSC-klagomål.docx
+++ b/klagomål/A 10943-2026 FSC-klagomål.docx
@@ -927,7 +927,7 @@
     <w:r>
       <w:tab/>
       <w:tab/>
-      <w:t>2026-06-15</w:t>
+      <w:t>2026-06-16</w:t>
       <w:br/>
       <w:br/>
     </w:r>

--- a/klagomål/A 10943-2026 FSC-klagomål.docx
+++ b/klagomål/A 10943-2026 FSC-klagomål.docx
@@ -927,7 +927,7 @@
     <w:r>
       <w:tab/>
       <w:tab/>
-      <w:t>2026-06-16</w:t>
+      <w:t>2026-06-17</w:t>
       <w:br/>
       <w:br/>
     </w:r>

--- a/klagomål/A 10943-2026 FSC-klagomål.docx
+++ b/klagomål/A 10943-2026 FSC-klagomål.docx
@@ -1,6 +1,6 @@
 
 <file path=word/document.xml><?xml version="1.0" encoding="utf-8"?>
-<w:document xmlns:wpc="http://schemas.microsoft.com/office/word/2010/wordprocessingCanvas" xmlns:cx="http://schemas.microsoft.com/office/drawing/2014/chartex" xmlns:cx1="http://schemas.microsoft.com/office/drawing/2015/9/8/chartex" xmlns:cx2="http://schemas.microsoft.com/office/drawing/2015/10/21/chartex" xmlns:cx3="http://schemas.microsoft.com/office/drawing/2016/5/9/chartex" xmlns:cx4="http://schemas.microsoft.com/office/drawing/2016/5/10/chartex" xmlns:cx5="http://schemas.microsoft.com/office/drawing/2016/5/11/chartex" xmlns:cx6="http://schemas.microsoft.com/office/drawing/2016/5/12/chartex" xmlns:cx7="http://schemas.microsoft.com/office/drawing/2016/5/13/chartex" xmlns:cx8="http://schemas.microsoft.com/office/drawing/2016/5/14/chartex" xmlns:mc="http://schemas.openxmlformats.org/markup-compatibility/2006" xmlns:aink="http://schemas.microsoft.com/office/drawing/2016/ink" xmlns:am3d="http://schemas.microsoft.com/office/drawing/2017/model3d" xmlns:o="urn:schemas-microsoft-com:office:office" xmlns:oel="http://schemas.microsoft.com/office/2019/extlst" xmlns:r="http://schemas.openxmlformats.org/officeDocument/2006/relationships" xmlns:m="http://schemas.openxmlformats.org/officeDocument/2006/math" xmlns:v="urn:schemas-microsoft-com:vml" xmlns:wp14="http://schemas.microsoft.com/office/word/2010/wordprocessingDrawing" xmlns:wp="http://schemas.openxmlformats.org/drawingml/2006/wordprocessingDrawing" xmlns:w10="urn:schemas-microsoft-com:office:word" xmlns:w="http://schemas.openxmlformats.org/wordprocessingml/2006/main" xmlns:w14="http://schemas.microsoft.com/office/word/2010/wordml" xmlns:w15="http://schemas.microsoft.com/office/word/2012/wordml" xmlns:w16cex="http://schemas.microsoft.com/office/word/2018/wordml/cex" xmlns:w16cid="http://schemas.microsoft.com/office/word/2016/wordml/cid" xmlns:w16="http://schemas.microsoft.com/office/word/2018/wordml" xmlns:w16sdtdh="http://schemas.microsoft.com/office/word/2020/wordml/sdtdatahash" xmlns:w16se="http://schemas.microsoft.com/office/word/2015/wordml/symex" xmlns:wpg="http://schemas.microsoft.com/office/word/2010/wordprocessingGroup" xmlns:wpi="http://schemas.microsoft.com/office/word/2010/wordprocessingInk" xmlns:wne="http://schemas.microsoft.com/office/word/2006/wordml" xmlns:wps="http://schemas.microsoft.com/office/word/2010/wordprocessingShape" mc:Ignorable="w14 w15 w16se w16cid w16 w16cex w16sdtdh wp14">
+<w:document xmlns:wpc="http://schemas.microsoft.com/office/word/2010/wordprocessingCanvas" xmlns:cx="http://schemas.microsoft.com/office/drawing/2014/chartex" xmlns:cx1="http://schemas.microsoft.com/office/drawing/2015/9/8/chartex" xmlns:cx2="http://schemas.microsoft.com/office/drawing/2015/10/21/chartex" xmlns:cx3="http://schemas.microsoft.com/office/drawing/2016/5/9/chartex" xmlns:cx4="http://schemas.microsoft.com/office/drawing/2016/5/10/chartex" xmlns:cx5="http://schemas.microsoft.com/office/drawing/2016/5/11/chartex" xmlns:cx6="http://schemas.microsoft.com/office/drawing/2016/5/12/chartex" xmlns:cx7="http://schemas.microsoft.com/office/drawing/2016/5/13/chartex" xmlns:cx8="http://schemas.microsoft.com/office/drawing/2016/5/14/chartex" xmlns:mc="http://schemas.openxmlformats.org/markup-compatibility/2006" xmlns:aink="http://schemas.microsoft.com/office/drawing/2016/ink" xmlns:am3d="http://schemas.microsoft.com/office/drawing/2017/model3d" xmlns:o="urn:schemas-microsoft-com:office:office" xmlns:oel="http://schemas.microsoft.com/office/2019/extlst" xmlns:r="http://schemas.openxmlformats.org/officeDocument/2006/relationships" xmlns:m="http://schemas.openxmlformats.org/officeDocument/2006/math" xmlns:v="urn:schemas-microsoft-com:vml" xmlns:wp14="http://schemas.microsoft.com/office/word/2010/wordprocessingDrawing" xmlns:wp="http://schemas.openxmlformats.org/drawingml/2006/wordprocessingDrawing" xmlns:w10="urn:schemas-microsoft-com:office:word" xmlns:w="http://schemas.openxmlformats.org/wordprocessingml/2006/main" xmlns:w14="http://schemas.microsoft.com/office/word/2010/wordml" xmlns:w15="http://schemas.microsoft.com/office/word/2012/wordml" xmlns:w16cex="http://schemas.microsoft.com/office/word/2018/wordml/cex" xmlns:w16cid="http://schemas.microsoft.com/office/word/2016/wordml/cid" xmlns:w16="http://schemas.microsoft.com/office/word/2018/wordml" xmlns:w16du="http://schemas.microsoft.com/office/word/2023/wordml/word16du" xmlns:w16sdtdh="http://schemas.microsoft.com/office/word/2020/wordml/sdtdatahash" xmlns:w16sdtfl="http://schemas.microsoft.com/office/word/2024/wordml/sdtformatlock" xmlns:w16se="http://schemas.microsoft.com/office/word/2015/wordml/symex" xmlns:wpg="http://schemas.microsoft.com/office/word/2010/wordprocessingGroup" xmlns:wpi="http://schemas.microsoft.com/office/word/2010/wordprocessingInk" xmlns:wne="http://schemas.microsoft.com/office/word/2006/wordml" xmlns:wps="http://schemas.microsoft.com/office/word/2010/wordprocessingShape" mc:Ignorable="w14 w15 w16se w16cid w16 w16cex w16sdtdh w16sdtfl w16du wp14">
   <w:body>
     <w:p>
       <w:r>
@@ -168,7 +168,7 @@
     </w:p>
     <w:p>
       <w:r>
-        <w:t>Detta dokument behandlar höga naturvärden i avverkningsanmälan A 10943-2026 i Södertälje kommun. Denna avverkningsanmälan inkom 2026-02-26 09:00:16 och omfattar 2,1 ha.</w:t>
+        <w:t>Detta dokument behandlar höga naturvärden i avverkningsanmälan A 10943-2026 i Södertälje kommun som inkom 2026-02-26 och omfattar 2,1 ha.</w:t>
       </w:r>
     </w:p>
     <w:p>
@@ -191,12 +191,15 @@
     </w:p>
     <w:p>
       <w:r>
-        <w:t>I avverkningsanmälan har följande 11 naturvårdsarter hittats: ekpricklav (VU), brunpudrad nållav (NT), oxtungssvamp (NT), rödbrun blekspik (NT), brun nållav (S), flagellkvastmossa (S), gulpudrad spiklav (S), platt fjädermossa (S), rostfläck (S), sotlav (S) och blåsippa (§9). Av dessa är 4 rödlistade. För rödlistade arter har rödlistekategorin angivits inom parentes. Arter som är signalarter enligt Skogsstyrelsen har markerats med (S). För fridlysta arter anges även paragrafen i Artskyddsförordningen som arten är fridlyst enligt.</w:t>
+        <w:t>I och inom 23 meter från avverkningsanmälan har följande 20 naturvårdsarter hittats: ekpricklav (VU), brunpudrad nållav (NT, T), dvärgbägarlav (NT, T), motaggsvamp (NT, T), oxtungssvamp (NT), parknål (NT), rödbrun blekspik (NT, T), skeppsvarvsfluga (NT), tallticka (NT, T), vedskivlav (NT, T), vedtrappmossa (NT, T), brun nållav (S), flagellkvastmossa (S, T), gulnål (S, T), gulpudrad spiklav (S, T), platt fjädermossa (S, T), rostfläck (S, T), sotlav (S, T), blåsippa (T, §9) och lopplummer (aggregat) (§9). Av dessa är 11 rödlistade. För rödlistade arter har rödlistekategorin angivits inom parentes. Arter som är signalarter enligt Skogsstyrelsen har markerats med (S). Typiska arter inom Natura 2000 som är kopplade till skogsekosystem har markerats med (T). För fridlysta arter anges även paragrafen i Artskyddsförordningen som arten är fridlyst enligt.</w:t>
       </w:r>
     </w:p>
     <w:p>
       <w:r>
-        <w:t>De påträffade naturvårdsarterna är ett tydligt kvitto på att detta rör sig om en skog med höga naturvärden. I Figur 1 visas en karta över det avverkningsanmälda området, där samtliga fyndplatser för naturvårdsarter som finns registrerade på Artportalen har markerats.</w:t>
+        <w:t>De påträffade naturvårdsarterna är ett tydligt kvitto på att det rör sig om en skog med höga naturvärden.</w:t>
+      </w:r>
+      <w:r>
+        <w:t xml:space="preserve"> I Figur 1 visas fyndplatser för naturvårdsarter i området, som finns registrerade på Artportalen.</w:t>
       </w:r>
     </w:p>
     <w:p>
@@ -206,7 +209,7 @@
       <w:r>
         <w:drawing>
           <wp:inline xmlns:a="http://schemas.openxmlformats.org/drawingml/2006/main" xmlns:pic="http://schemas.openxmlformats.org/drawingml/2006/picture">
-            <wp:extent cx="5486400" cy="5001984"/>
+            <wp:extent cx="5486400" cy="4760114"/>
             <wp:docPr id="1" name="Picture 1"/>
             <wp:cNvGraphicFramePr>
               <a:graphicFrameLocks noChangeAspect="1"/>
@@ -227,7 +230,7 @@
                   <pic:spPr>
                     <a:xfrm>
                       <a:off x="0" y="0"/>
-                      <a:ext cx="5486400" cy="5001984"/>
+                      <a:ext cx="5486400" cy="4760114"/>
                     </a:xfrm>
                     <a:prstGeom prst="rect"/>
                   </pic:spPr>
@@ -241,9 +244,60 @@
     <w:p>
       <w:pPr>
         <w:pStyle w:val="Caption"/>
+        <w:spacing w:after="240"/>
       </w:pPr>
       <w:r>
-        <w:t>Figur 1. Fyndplatser för naturvårdsarter i det avverkningsanmälda området (röd linje). Markörer utan svart kant är placerade på fyndplatsen. Markörer med svart kant är placerade vid sidan av fyndplatsen och har ett svart streck som visar fyndplatsens exakta position. Kartans mittpunktskoordinat är N 6556225, E 636402 i SWEREF 99 TM.</w:t>
+        <w:t>Figur 1. Fyndplatser för naturvårdsarter i och inom 23 meter från avverkningsanmälan (röd linje). Markörer utan svart kant är placerade på fyndplatsen. Markörer med svart kant är placerade vid sidan av fyndplatsen och har ett svart streck som visar fyndplatsens exakta position. Kartans mittpunktskoordinat är N 6556225, E 636402 i SWEREF 99 TM.</w:t>
+      </w:r>
+    </w:p>
+    <w:p>
+      <w:pPr>
+        <w:pStyle w:val="Heading2"/>
+      </w:pPr>
+      <w:r>
+        <w:t>Fridlysta arter</w:t>
+      </w:r>
+    </w:p>
+    <w:p>
+      <w:r>
+        <w:t>Följande fridlysta arter har sina livsmiljöer och växtplatser i den avverkningsanmälda skogen: blåsippa (T, §9) och lopplummer (aggregat) (§9).</w:t>
+      </w:r>
+    </w:p>
+    <w:p>
+      <w:r>
+        <w:rPr>
+          <w:b/>
+        </w:rPr>
+        <w:t>Blåsippa (§9)</w:t>
+      </w:r>
+      <w:r>
+        <w:t xml:space="preserve"> är typisk art för </w:t>
+      </w:r>
+      <w:r>
+        <w:rPr>
+          <w:i/>
+        </w:rPr>
+        <w:t>9050 Näringsrik granskog, 9020 Nordlig ädellövskog</w:t>
+      </w:r>
+      <w:r>
+        <w:t xml:space="preserve"> och </w:t>
+      </w:r>
+      <w:r>
+        <w:rPr>
+          <w:i/>
+        </w:rPr>
+        <w:t>8240 Karsthällmarker</w:t>
+      </w:r>
+      <w:r>
+        <w:t xml:space="preserve"> (SLU Artdatabanken, 2025).</w:t>
+      </w:r>
+    </w:p>
+    <w:p>
+      <w:pPr>
+        <w:pStyle w:val="Heading2"/>
+      </w:pPr>
+      <w:r>
+        <w:t>Övriga naturvårdsarter</w:t>
       </w:r>
     </w:p>
     <w:p>
@@ -271,6 +325,26 @@
         <w:rPr>
           <w:b/>
         </w:rPr>
+        <w:t>Dvärgbägarlav (NT)</w:t>
+      </w:r>
+      <w:r>
+        <w:t xml:space="preserve"> förekommer över hela Sverige på gammal hård ved, huvudsakligen på tall men i södra Sverige även på ek. Veden utgörs framförallt av grova stubbar, lågor och grenar. Substratet har blivit sällsyntare och nybildning av substrat sker bara i begränsad omfattning. Arten hotas av att grova lågor blir allt sällsyntare i dagens kulturskogar samt att nybildningen av lämpliga substrat går mycket långsamt. En riklig tillgång på gamla tall- eller eklågor måste säkerställas på artens lokaler. Dvärgbägarlav är typisk art för </w:t>
+      </w:r>
+      <w:r>
+        <w:rPr>
+          <w:i/>
+        </w:rPr>
+        <w:t>9010 Taiga</w:t>
+      </w:r>
+      <w:r>
+        <w:t xml:space="preserve"> (SLU Artdatabanken, 2024; Nitare &amp; Skogsstyrelsen, 2019).</w:t>
+      </w:r>
+    </w:p>
+    <w:p>
+      <w:r>
+        <w:rPr>
+          <w:b/>
+        </w:rPr>
         <w:t>Ekpricklav (VU)</w:t>
       </w:r>
       <w:r>
@@ -320,6 +394,35 @@
         <w:rPr>
           <w:b/>
         </w:rPr>
+        <w:t>Gulnål</w:t>
+      </w:r>
+      <w:r>
+        <w:t xml:space="preserve"> växer mest på murknande lövträdsved och barrträdsved och förekommer i skuggiga miljöer med hög luftfuktighet. I södra Sverige är den en relativt bra signal på biotoper med höga naturvärden och följs ofta av sällsynta arter. Gulnål är typisk art för </w:t>
+      </w:r>
+      <w:r>
+        <w:rPr>
+          <w:i/>
+        </w:rPr>
+        <w:t>9110 Näringsfattig bokskog</w:t>
+      </w:r>
+      <w:r>
+        <w:t xml:space="preserve"> och</w:t>
+      </w:r>
+      <w:r>
+        <w:rPr>
+          <w:i/>
+        </w:rPr>
+        <w:t xml:space="preserve"> 9130 Näringsrik bokskog </w:t>
+      </w:r>
+      <w:r>
+        <w:t>(Nitare &amp; Skogsstyrelsen, 2019; SLU Artdatabanken, 2025).</w:t>
+      </w:r>
+    </w:p>
+    <w:p>
+      <w:r>
+        <w:rPr>
+          <w:b/>
+        </w:rPr>
         <w:t>Gulpudrad spiklav</w:t>
       </w:r>
       <w:r>
@@ -349,10 +452,41 @@
         <w:rPr>
           <w:b/>
         </w:rPr>
+        <w:t xml:space="preserve">Motaggsvamp (NT) </w:t>
+      </w:r>
+      <w:r>
+        <w:t xml:space="preserve">bildar mykorrhiza med tall i tallskog och hittas huvudsakligen i äldre, glesare skogsbestånd och hällmarksimpediment. Arten hotas främst av skogsavverkning och tycks försvinna efter slutavverkning, markberedning och plantering. Motaggsvamp är typisk art för </w:t>
+      </w:r>
+      <w:r>
+        <w:rPr>
+          <w:i/>
+        </w:rPr>
+        <w:t>9010 Taiga</w:t>
+      </w:r>
+      <w:r>
+        <w:t xml:space="preserve"> (SLU Artdatabanken, 2024).</w:t>
+      </w:r>
+    </w:p>
+    <w:p>
+      <w:r>
+        <w:rPr>
+          <w:b/>
+        </w:rPr>
         <w:t>Oxtungssvamp (NT)</w:t>
       </w:r>
       <w:r>
         <w:t xml:space="preserve"> växer nästan uteslutande på flerhundraåriga jätteekar i kulturlandskapet, till exempel i ekhagar och vid vägkanter, men kan även leva kvar på dess träd i mer slutna bestånd. Arten hotas av avverkning av värdträd och passande värdträd runt fyndplatserna samt av att olikåldriga bestånd med grov ek i hagmarks- och skogsmiljö avverkas (SLU Artdatabanken, 2024; Nitare &amp; Skogsstyrelsen, 2019).</w:t>
+      </w:r>
+    </w:p>
+    <w:p>
+      <w:r>
+        <w:rPr>
+          <w:b/>
+        </w:rPr>
+        <w:t xml:space="preserve">Parknål (NT) </w:t>
+      </w:r>
+      <w:r>
+        <w:t>växer söder om Dalälven på gamla ädellövträd och i norra Sverige på mycket gamla sälgar i skogar med hög och jämn luftfuktighet. Ofta förekommer den tillsammans med andra rödlistade knappnålslavar. Lämpliga träd nyskapas i begränsad omfattning. Spara grova träd, restaurera hag- och slåttermarker och öppna runt grova ekar som nu är kraftigt beskuggade. Förekomsterna i norra Sverige måste skyddas (SLU Artdatabanken, 2025).</w:t>
       </w:r>
     </w:p>
     <w:p>
@@ -456,6 +590,17 @@
         <w:rPr>
           <w:b/>
         </w:rPr>
+        <w:t xml:space="preserve">Skeppsvarvsfluga (NT) </w:t>
+      </w:r>
+      <w:r>
+        <w:t>är en skalbagge vars larvutveckling sker i solexponerad hård ved av stående döda eller levande lövträd, i norra Europa endast ek, i Central- och Sydeuropa även bok och kastanj. Fullbildade skalbaggar påträffas under högsommaren, ofta flygande runt lämpliga värdträd varma eftermiddagar. Arten påverkas negativt av brist på död ved och en minskning av populationen pågår eller förväntas ske. Minskningen avser kvalitén på artens habitat (SLU Artdatabanken, 2025).</w:t>
+      </w:r>
+    </w:p>
+    <w:p>
+      <w:r>
+        <w:rPr>
+          <w:b/>
+        </w:rPr>
         <w:t>Sotlav</w:t>
       </w:r>
       <w:r>
@@ -478,6 +623,75 @@
       </w:r>
       <w:r>
         <w:t xml:space="preserve"> (Nitare &amp; Skogsstyrelsen, 2019; SLU Artdatabanken, 2025).</w:t>
+      </w:r>
+    </w:p>
+    <w:p>
+      <w:r>
+        <w:rPr>
+          <w:b/>
+        </w:rPr>
+        <w:t xml:space="preserve">Tallticka (NT) </w:t>
+      </w:r>
+      <w:r>
+        <w:t xml:space="preserve">uppträder först på tallar som är 100–150 år gamla men är vanligast på träd som är runt 150–200 år eller äldre. I skogslandskapet är den främst knuten till tallnaturskogar och restbiotoper med biologiskt gamla träd och signalerar vanligtvis skyddsvärda tallbestånd med höga naturvärden. Tallticka är typisk art för </w:t>
+      </w:r>
+      <w:r>
+        <w:rPr>
+          <w:i/>
+        </w:rPr>
+        <w:t xml:space="preserve">9010 Taiga </w:t>
+      </w:r>
+      <w:r>
+        <w:t xml:space="preserve">och </w:t>
+      </w:r>
+      <w:r>
+        <w:rPr>
+          <w:i/>
+        </w:rPr>
+        <w:t>9060 Åsbarrskog</w:t>
+      </w:r>
+      <w:r>
+        <w:t xml:space="preserve"> (SLU Artdatabanken, 2023; Nitare &amp; Skogsstyrelsen, 2019).</w:t>
+      </w:r>
+    </w:p>
+    <w:p>
+      <w:r>
+        <w:rPr>
+          <w:b/>
+        </w:rPr>
+        <w:t>Vedskivlav (NT)</w:t>
+      </w:r>
+      <w:r>
+        <w:t xml:space="preserve"> växer på gammal, torr, exponerad, hård kärnved av framförallt tall i naturskogsartade bestånd. Avverkning av tallskog av naturskogskaraktär med spår av återkommande bränder är ett hot. Mängden lämplig ved att växa på för vedskivlav minskar, dels på grund av naturlig nedbrytning men framförallt på grund av att de förstörs i samband med slutavverkningar, gallringar och markberedning. Tall- och blandbarrskogar av naturskogskaraktär med spår av återkommande bränder bör skyddas. Vedskivlav är typisk art för </w:t>
+      </w:r>
+      <w:r>
+        <w:rPr>
+          <w:i/>
+        </w:rPr>
+        <w:t>9010 Taiga</w:t>
+      </w:r>
+      <w:r>
+        <w:t xml:space="preserve"> (SLU Artdatabanken, 2024).</w:t>
+      </w:r>
+    </w:p>
+    <w:p>
+      <w:r>
+        <w:rPr>
+          <w:b/>
+        </w:rPr>
+        <w:t xml:space="preserve">Vedtrappmossa (NT) </w:t>
+      </w:r>
+      <w:r>
+        <w:t xml:space="preserve">växer på död ved, främst i gammal granskog. Den förekommer knappast alls i fjällnära barrskogar utan finns i skogslandskapet nedom fjällen och framför allt i landets södra delar är den en mycket bra signalart för barrnaturskog med höga naturvärden. Skogsavverkning och brist på grov död ved i skogen är de allvarligaste hoten och den överlever inte kalhyggesbruk. Lokaler med sluten granskog, tillräckligt stora för att säkerställa ett kontinuerligt tillskott på grova lågor, bör undantas från storskaligt skogsbruk. Vedtrappmossa är typisk art för </w:t>
+      </w:r>
+      <w:r>
+        <w:rPr>
+          <w:i/>
+        </w:rPr>
+        <w:t>9010 Taiga</w:t>
+      </w:r>
+      <w:r>
+        <w:t xml:space="preserve"> (SLU Artdatabanken, 2024).</w:t>
       </w:r>
     </w:p>
     <w:p>
@@ -485,48 +699,6 @@
         <w:pStyle w:val="Heading1"/>
       </w:pPr>
       <w:r>
-        <w:t>Fridlysta arter</w:t>
-      </w:r>
-    </w:p>
-    <w:p>
-      <w:r>
-        <w:t>Följande fridlysta arter har sina livsmiljöer och växtplatser i den avverkningsanmälda skogen: blåsippa (§9).</w:t>
-      </w:r>
-    </w:p>
-    <w:p>
-      <w:r>
-        <w:rPr>
-          <w:b/>
-        </w:rPr>
-        <w:t>Blåsippa (§9)</w:t>
-      </w:r>
-      <w:r>
-        <w:t xml:space="preserve"> är typisk art för </w:t>
-      </w:r>
-      <w:r>
-        <w:rPr>
-          <w:i/>
-        </w:rPr>
-        <w:t>9050 Näringsrik granskog, 9020 Nordlig ädellövskog</w:t>
-      </w:r>
-      <w:r>
-        <w:t xml:space="preserve"> och </w:t>
-      </w:r>
-      <w:r>
-        <w:rPr>
-          <w:i/>
-        </w:rPr>
-        <w:t>8240 Karsthällmarker</w:t>
-      </w:r>
-      <w:r>
-        <w:t xml:space="preserve"> (SLU Artdatabanken, 2025).</w:t>
-      </w:r>
-    </w:p>
-    <w:p>
-      <w:pPr>
-        <w:pStyle w:val="Heading1"/>
-      </w:pPr>
-      <w:r>
         <w:t>Certifiering</w:t>
       </w:r>
     </w:p>
@@ -612,7 +784,7 @@
         <w:rPr>
           <w:i/>
         </w:rPr>
-        <w:t>I det avverkningsanmälda skogsområdet har 11 naturvårdsarter varav 4 rödlistade arter sina livsmiljöer och växtplatser.</w:t>
+        <w:t>I det avverkningsanmälda skogsområdet har 20 naturvårdsarter varav 11 rödlistade arter sina livsmiljöer och växtplatser.</w:t>
       </w:r>
     </w:p>
     <w:p>
@@ -817,7 +989,7 @@
 </file>
 
 <file path=word/endnotes.xml><?xml version="1.0" encoding="utf-8"?>
-<w:endnotes xmlns:wpc="http://schemas.microsoft.com/office/word/2010/wordprocessingCanvas" xmlns:cx="http://schemas.microsoft.com/office/drawing/2014/chartex" xmlns:cx1="http://schemas.microsoft.com/office/drawing/2015/9/8/chartex" xmlns:cx2="http://schemas.microsoft.com/office/drawing/2015/10/21/chartex" xmlns:cx3="http://schemas.microsoft.com/office/drawing/2016/5/9/chartex" xmlns:cx4="http://schemas.microsoft.com/office/drawing/2016/5/10/chartex" xmlns:cx5="http://schemas.microsoft.com/office/drawing/2016/5/11/chartex" xmlns:cx6="http://schemas.microsoft.com/office/drawing/2016/5/12/chartex" xmlns:cx7="http://schemas.microsoft.com/office/drawing/2016/5/13/chartex" xmlns:cx8="http://schemas.microsoft.com/office/drawing/2016/5/14/chartex" xmlns:mc="http://schemas.openxmlformats.org/markup-compatibility/2006" xmlns:aink="http://schemas.microsoft.com/office/drawing/2016/ink" xmlns:am3d="http://schemas.microsoft.com/office/drawing/2017/model3d" xmlns:o="urn:schemas-microsoft-com:office:office" xmlns:oel="http://schemas.microsoft.com/office/2019/extlst" xmlns:r="http://schemas.openxmlformats.org/officeDocument/2006/relationships" xmlns:m="http://schemas.openxmlformats.org/officeDocument/2006/math" xmlns:v="urn:schemas-microsoft-com:vml" xmlns:wp14="http://schemas.microsoft.com/office/word/2010/wordprocessingDrawing" xmlns:wp="http://schemas.openxmlformats.org/drawingml/2006/wordprocessingDrawing" xmlns:w10="urn:schemas-microsoft-com:office:word" xmlns:w="http://schemas.openxmlformats.org/wordprocessingml/2006/main" xmlns:w14="http://schemas.microsoft.com/office/word/2010/wordml" xmlns:w15="http://schemas.microsoft.com/office/word/2012/wordml" xmlns:w16cex="http://schemas.microsoft.com/office/word/2018/wordml/cex" xmlns:w16cid="http://schemas.microsoft.com/office/word/2016/wordml/cid" xmlns:w16="http://schemas.microsoft.com/office/word/2018/wordml" xmlns:w16sdtdh="http://schemas.microsoft.com/office/word/2020/wordml/sdtdatahash" xmlns:w16se="http://schemas.microsoft.com/office/word/2015/wordml/symex" xmlns:wpg="http://schemas.microsoft.com/office/word/2010/wordprocessingGroup" xmlns:wpi="http://schemas.microsoft.com/office/word/2010/wordprocessingInk" xmlns:wne="http://schemas.microsoft.com/office/word/2006/wordml" xmlns:wps="http://schemas.microsoft.com/office/word/2010/wordprocessingShape" mc:Ignorable="w14 w15 w16se w16cid w16 w16cex w16sdtdh wp14">
+<w:endnotes xmlns:wpc="http://schemas.microsoft.com/office/word/2010/wordprocessingCanvas" xmlns:cx="http://schemas.microsoft.com/office/drawing/2014/chartex" xmlns:cx1="http://schemas.microsoft.com/office/drawing/2015/9/8/chartex" xmlns:cx2="http://schemas.microsoft.com/office/drawing/2015/10/21/chartex" xmlns:cx3="http://schemas.microsoft.com/office/drawing/2016/5/9/chartex" xmlns:cx4="http://schemas.microsoft.com/office/drawing/2016/5/10/chartex" xmlns:cx5="http://schemas.microsoft.com/office/drawing/2016/5/11/chartex" xmlns:cx6="http://schemas.microsoft.com/office/drawing/2016/5/12/chartex" xmlns:cx7="http://schemas.microsoft.com/office/drawing/2016/5/13/chartex" xmlns:cx8="http://schemas.microsoft.com/office/drawing/2016/5/14/chartex" xmlns:mc="http://schemas.openxmlformats.org/markup-compatibility/2006" xmlns:aink="http://schemas.microsoft.com/office/drawing/2016/ink" xmlns:am3d="http://schemas.microsoft.com/office/drawing/2017/model3d" xmlns:o="urn:schemas-microsoft-com:office:office" xmlns:oel="http://schemas.microsoft.com/office/2019/extlst" xmlns:r="http://schemas.openxmlformats.org/officeDocument/2006/relationships" xmlns:m="http://schemas.openxmlformats.org/officeDocument/2006/math" xmlns:v="urn:schemas-microsoft-com:vml" xmlns:wp14="http://schemas.microsoft.com/office/word/2010/wordprocessingDrawing" xmlns:wp="http://schemas.openxmlformats.org/drawingml/2006/wordprocessingDrawing" xmlns:w10="urn:schemas-microsoft-com:office:word" xmlns:w="http://schemas.openxmlformats.org/wordprocessingml/2006/main" xmlns:w14="http://schemas.microsoft.com/office/word/2010/wordml" xmlns:w15="http://schemas.microsoft.com/office/word/2012/wordml" xmlns:w16cex="http://schemas.microsoft.com/office/word/2018/wordml/cex" xmlns:w16cid="http://schemas.microsoft.com/office/word/2016/wordml/cid" xmlns:w16="http://schemas.microsoft.com/office/word/2018/wordml" xmlns:w16du="http://schemas.microsoft.com/office/word/2023/wordml/word16du" xmlns:w16sdtdh="http://schemas.microsoft.com/office/word/2020/wordml/sdtdatahash" xmlns:w16sdtfl="http://schemas.microsoft.com/office/word/2024/wordml/sdtformatlock" xmlns:w16se="http://schemas.microsoft.com/office/word/2015/wordml/symex" xmlns:wpg="http://schemas.microsoft.com/office/word/2010/wordprocessingGroup" xmlns:wpi="http://schemas.microsoft.com/office/word/2010/wordprocessingInk" xmlns:wne="http://schemas.microsoft.com/office/word/2006/wordml" xmlns:wps="http://schemas.microsoft.com/office/word/2010/wordprocessingShape" mc:Ignorable="w14 w15 w16se w16cid w16 w16cex w16sdtdh w16sdtfl w16du wp14">
   <w:endnote w:type="separator" w:id="-1">
     <w:p>
       <w:pPr>
@@ -842,7 +1014,7 @@
 </file>
 
 <file path=word/footer1.xml><?xml version="1.0" encoding="utf-8"?>
-<w:ftr xmlns:wpc="http://schemas.microsoft.com/office/word/2010/wordprocessingCanvas" xmlns:cx="http://schemas.microsoft.com/office/drawing/2014/chartex" xmlns:cx1="http://schemas.microsoft.com/office/drawing/2015/9/8/chartex" xmlns:cx2="http://schemas.microsoft.com/office/drawing/2015/10/21/chartex" xmlns:cx3="http://schemas.microsoft.com/office/drawing/2016/5/9/chartex" xmlns:cx4="http://schemas.microsoft.com/office/drawing/2016/5/10/chartex" xmlns:cx5="http://schemas.microsoft.com/office/drawing/2016/5/11/chartex" xmlns:cx6="http://schemas.microsoft.com/office/drawing/2016/5/12/chartex" xmlns:cx7="http://schemas.microsoft.com/office/drawing/2016/5/13/chartex" xmlns:cx8="http://schemas.microsoft.com/office/drawing/2016/5/14/chartex" xmlns:mc="http://schemas.openxmlformats.org/markup-compatibility/2006" xmlns:aink="http://schemas.microsoft.com/office/drawing/2016/ink" xmlns:am3d="http://schemas.microsoft.com/office/drawing/2017/model3d" xmlns:o="urn:schemas-microsoft-com:office:office" xmlns:oel="http://schemas.microsoft.com/office/2019/extlst" xmlns:r="http://schemas.openxmlformats.org/officeDocument/2006/relationships" xmlns:m="http://schemas.openxmlformats.org/officeDocument/2006/math" xmlns:v="urn:schemas-microsoft-com:vml" xmlns:wp14="http://schemas.microsoft.com/office/word/2010/wordprocessingDrawing" xmlns:wp="http://schemas.openxmlformats.org/drawingml/2006/wordprocessingDrawing" xmlns:w10="urn:schemas-microsoft-com:office:word" xmlns:w="http://schemas.openxmlformats.org/wordprocessingml/2006/main" xmlns:w14="http://schemas.microsoft.com/office/word/2010/wordml" xmlns:w15="http://schemas.microsoft.com/office/word/2012/wordml" xmlns:w16cex="http://schemas.microsoft.com/office/word/2018/wordml/cex" xmlns:w16cid="http://schemas.microsoft.com/office/word/2016/wordml/cid" xmlns:w16="http://schemas.microsoft.com/office/word/2018/wordml" xmlns:w16sdtdh="http://schemas.microsoft.com/office/word/2020/wordml/sdtdatahash" xmlns:w16se="http://schemas.microsoft.com/office/word/2015/wordml/symex" xmlns:wpg="http://schemas.microsoft.com/office/word/2010/wordprocessingGroup" xmlns:wpi="http://schemas.microsoft.com/office/word/2010/wordprocessingInk" xmlns:wne="http://schemas.microsoft.com/office/word/2006/wordml" xmlns:wps="http://schemas.microsoft.com/office/word/2010/wordprocessingShape" mc:Ignorable="w14 w15 w16se w16cid w16 w16cex w16sdtdh wp14">
+<w:ftr xmlns:wpc="http://schemas.microsoft.com/office/word/2010/wordprocessingCanvas" xmlns:cx="http://schemas.microsoft.com/office/drawing/2014/chartex" xmlns:cx1="http://schemas.microsoft.com/office/drawing/2015/9/8/chartex" xmlns:cx2="http://schemas.microsoft.com/office/drawing/2015/10/21/chartex" xmlns:cx3="http://schemas.microsoft.com/office/drawing/2016/5/9/chartex" xmlns:cx4="http://schemas.microsoft.com/office/drawing/2016/5/10/chartex" xmlns:cx5="http://schemas.microsoft.com/office/drawing/2016/5/11/chartex" xmlns:cx6="http://schemas.microsoft.com/office/drawing/2016/5/12/chartex" xmlns:cx7="http://schemas.microsoft.com/office/drawing/2016/5/13/chartex" xmlns:cx8="http://schemas.microsoft.com/office/drawing/2016/5/14/chartex" xmlns:mc="http://schemas.openxmlformats.org/markup-compatibility/2006" xmlns:aink="http://schemas.microsoft.com/office/drawing/2016/ink" xmlns:am3d="http://schemas.microsoft.com/office/drawing/2017/model3d" xmlns:o="urn:schemas-microsoft-com:office:office" xmlns:oel="http://schemas.microsoft.com/office/2019/extlst" xmlns:r="http://schemas.openxmlformats.org/officeDocument/2006/relationships" xmlns:m="http://schemas.openxmlformats.org/officeDocument/2006/math" xmlns:v="urn:schemas-microsoft-com:vml" xmlns:wp14="http://schemas.microsoft.com/office/word/2010/wordprocessingDrawing" xmlns:wp="http://schemas.openxmlformats.org/drawingml/2006/wordprocessingDrawing" xmlns:w10="urn:schemas-microsoft-com:office:word" xmlns:w="http://schemas.openxmlformats.org/wordprocessingml/2006/main" xmlns:w14="http://schemas.microsoft.com/office/word/2010/wordml" xmlns:w15="http://schemas.microsoft.com/office/word/2012/wordml" xmlns:w16cex="http://schemas.microsoft.com/office/word/2018/wordml/cex" xmlns:w16cid="http://schemas.microsoft.com/office/word/2016/wordml/cid" xmlns:w16="http://schemas.microsoft.com/office/word/2018/wordml" xmlns:w16du="http://schemas.microsoft.com/office/word/2023/wordml/word16du" xmlns:w16sdtdh="http://schemas.microsoft.com/office/word/2020/wordml/sdtdatahash" xmlns:w16sdtfl="http://schemas.microsoft.com/office/word/2024/wordml/sdtformatlock" xmlns:w16se="http://schemas.microsoft.com/office/word/2015/wordml/symex" xmlns:wpg="http://schemas.microsoft.com/office/word/2010/wordprocessingGroup" xmlns:wpi="http://schemas.microsoft.com/office/word/2010/wordprocessingInk" xmlns:wne="http://schemas.microsoft.com/office/word/2006/wordml" xmlns:wps="http://schemas.microsoft.com/office/word/2010/wordprocessingShape" mc:Ignorable="w14 w15 w16se w16cid w16 w16cex w16sdtdh w16sdtfl w16du wp14">
   <w:p>
     <w:pPr>
       <w:pStyle w:val="Footer"/>
@@ -852,7 +1024,7 @@
 </file>
 
 <file path=word/footer2.xml><?xml version="1.0" encoding="utf-8"?>
-<w:ftr xmlns:wpc="http://schemas.microsoft.com/office/word/2010/wordprocessingCanvas" xmlns:cx="http://schemas.microsoft.com/office/drawing/2014/chartex" xmlns:cx1="http://schemas.microsoft.com/office/drawing/2015/9/8/chartex" xmlns:cx2="http://schemas.microsoft.com/office/drawing/2015/10/21/chartex" xmlns:cx3="http://schemas.microsoft.com/office/drawing/2016/5/9/chartex" xmlns:cx4="http://schemas.microsoft.com/office/drawing/2016/5/10/chartex" xmlns:cx5="http://schemas.microsoft.com/office/drawing/2016/5/11/chartex" xmlns:cx6="http://schemas.microsoft.com/office/drawing/2016/5/12/chartex" xmlns:cx7="http://schemas.microsoft.com/office/drawing/2016/5/13/chartex" xmlns:cx8="http://schemas.microsoft.com/office/drawing/2016/5/14/chartex" xmlns:mc="http://schemas.openxmlformats.org/markup-compatibility/2006" xmlns:aink="http://schemas.microsoft.com/office/drawing/2016/ink" xmlns:am3d="http://schemas.microsoft.com/office/drawing/2017/model3d" xmlns:o="urn:schemas-microsoft-com:office:office" xmlns:oel="http://schemas.microsoft.com/office/2019/extlst" xmlns:r="http://schemas.openxmlformats.org/officeDocument/2006/relationships" xmlns:m="http://schemas.openxmlformats.org/officeDocument/2006/math" xmlns:v="urn:schemas-microsoft-com:vml" xmlns:wp14="http://schemas.microsoft.com/office/word/2010/wordprocessingDrawing" xmlns:wp="http://schemas.openxmlformats.org/drawingml/2006/wordprocessingDrawing" xmlns:w10="urn:schemas-microsoft-com:office:word" xmlns:w="http://schemas.openxmlformats.org/wordprocessingml/2006/main" xmlns:w14="http://schemas.microsoft.com/office/word/2010/wordml" xmlns:w15="http://schemas.microsoft.com/office/word/2012/wordml" xmlns:w16cex="http://schemas.microsoft.com/office/word/2018/wordml/cex" xmlns:w16cid="http://schemas.microsoft.com/office/word/2016/wordml/cid" xmlns:w16="http://schemas.microsoft.com/office/word/2018/wordml" xmlns:w16sdtdh="http://schemas.microsoft.com/office/word/2020/wordml/sdtdatahash" xmlns:w16se="http://schemas.microsoft.com/office/word/2015/wordml/symex" xmlns:wpg="http://schemas.microsoft.com/office/word/2010/wordprocessingGroup" xmlns:wpi="http://schemas.microsoft.com/office/word/2010/wordprocessingInk" xmlns:wne="http://schemas.microsoft.com/office/word/2006/wordml" xmlns:wps="http://schemas.microsoft.com/office/word/2010/wordprocessingShape" mc:Ignorable="w14 w15 w16se w16cid w16 w16cex w16sdtdh wp14">
+<w:ftr xmlns:wpc="http://schemas.microsoft.com/office/word/2010/wordprocessingCanvas" xmlns:cx="http://schemas.microsoft.com/office/drawing/2014/chartex" xmlns:cx1="http://schemas.microsoft.com/office/drawing/2015/9/8/chartex" xmlns:cx2="http://schemas.microsoft.com/office/drawing/2015/10/21/chartex" xmlns:cx3="http://schemas.microsoft.com/office/drawing/2016/5/9/chartex" xmlns:cx4="http://schemas.microsoft.com/office/drawing/2016/5/10/chartex" xmlns:cx5="http://schemas.microsoft.com/office/drawing/2016/5/11/chartex" xmlns:cx6="http://schemas.microsoft.com/office/drawing/2016/5/12/chartex" xmlns:cx7="http://schemas.microsoft.com/office/drawing/2016/5/13/chartex" xmlns:cx8="http://schemas.microsoft.com/office/drawing/2016/5/14/chartex" xmlns:mc="http://schemas.openxmlformats.org/markup-compatibility/2006" xmlns:aink="http://schemas.microsoft.com/office/drawing/2016/ink" xmlns:am3d="http://schemas.microsoft.com/office/drawing/2017/model3d" xmlns:o="urn:schemas-microsoft-com:office:office" xmlns:oel="http://schemas.microsoft.com/office/2019/extlst" xmlns:r="http://schemas.openxmlformats.org/officeDocument/2006/relationships" xmlns:m="http://schemas.openxmlformats.org/officeDocument/2006/math" xmlns:v="urn:schemas-microsoft-com:vml" xmlns:wp14="http://schemas.microsoft.com/office/word/2010/wordprocessingDrawing" xmlns:wp="http://schemas.openxmlformats.org/drawingml/2006/wordprocessingDrawing" xmlns:w10="urn:schemas-microsoft-com:office:word" xmlns:w="http://schemas.openxmlformats.org/wordprocessingml/2006/main" xmlns:w14="http://schemas.microsoft.com/office/word/2010/wordml" xmlns:w15="http://schemas.microsoft.com/office/word/2012/wordml" xmlns:w16cex="http://schemas.microsoft.com/office/word/2018/wordml/cex" xmlns:w16cid="http://schemas.microsoft.com/office/word/2016/wordml/cid" xmlns:w16="http://schemas.microsoft.com/office/word/2018/wordml" xmlns:w16du="http://schemas.microsoft.com/office/word/2023/wordml/word16du" xmlns:w16sdtdh="http://schemas.microsoft.com/office/word/2020/wordml/sdtdatahash" xmlns:w16sdtfl="http://schemas.microsoft.com/office/word/2024/wordml/sdtformatlock" xmlns:w16se="http://schemas.microsoft.com/office/word/2015/wordml/symex" xmlns:wpg="http://schemas.microsoft.com/office/word/2010/wordprocessingGroup" xmlns:wpi="http://schemas.microsoft.com/office/word/2010/wordprocessingInk" xmlns:wne="http://schemas.microsoft.com/office/word/2006/wordml" xmlns:wps="http://schemas.microsoft.com/office/word/2010/wordprocessingShape" mc:Ignorable="w14 w15 w16se w16cid w16 w16cex w16sdtdh w16sdtfl w16du wp14">
   <w:p>
     <w:pPr>
       <w:pStyle w:val="Footer"/>
@@ -862,7 +1034,7 @@
 </file>
 
 <file path=word/footer3.xml><?xml version="1.0" encoding="utf-8"?>
-<w:ftr xmlns:wpc="http://schemas.microsoft.com/office/word/2010/wordprocessingCanvas" xmlns:cx="http://schemas.microsoft.com/office/drawing/2014/chartex" xmlns:cx1="http://schemas.microsoft.com/office/drawing/2015/9/8/chartex" xmlns:cx2="http://schemas.microsoft.com/office/drawing/2015/10/21/chartex" xmlns:cx3="http://schemas.microsoft.com/office/drawing/2016/5/9/chartex" xmlns:cx4="http://schemas.microsoft.com/office/drawing/2016/5/10/chartex" xmlns:cx5="http://schemas.microsoft.com/office/drawing/2016/5/11/chartex" xmlns:cx6="http://schemas.microsoft.com/office/drawing/2016/5/12/chartex" xmlns:cx7="http://schemas.microsoft.com/office/drawing/2016/5/13/chartex" xmlns:cx8="http://schemas.microsoft.com/office/drawing/2016/5/14/chartex" xmlns:mc="http://schemas.openxmlformats.org/markup-compatibility/2006" xmlns:aink="http://schemas.microsoft.com/office/drawing/2016/ink" xmlns:am3d="http://schemas.microsoft.com/office/drawing/2017/model3d" xmlns:o="urn:schemas-microsoft-com:office:office" xmlns:oel="http://schemas.microsoft.com/office/2019/extlst" xmlns:r="http://schemas.openxmlformats.org/officeDocument/2006/relationships" xmlns:m="http://schemas.openxmlformats.org/officeDocument/2006/math" xmlns:v="urn:schemas-microsoft-com:vml" xmlns:wp14="http://schemas.microsoft.com/office/word/2010/wordprocessingDrawing" xmlns:wp="http://schemas.openxmlformats.org/drawingml/2006/wordprocessingDrawing" xmlns:w10="urn:schemas-microsoft-com:office:word" xmlns:w="http://schemas.openxmlformats.org/wordprocessingml/2006/main" xmlns:w14="http://schemas.microsoft.com/office/word/2010/wordml" xmlns:w15="http://schemas.microsoft.com/office/word/2012/wordml" xmlns:w16cex="http://schemas.microsoft.com/office/word/2018/wordml/cex" xmlns:w16cid="http://schemas.microsoft.com/office/word/2016/wordml/cid" xmlns:w16="http://schemas.microsoft.com/office/word/2018/wordml" xmlns:w16sdtdh="http://schemas.microsoft.com/office/word/2020/wordml/sdtdatahash" xmlns:w16se="http://schemas.microsoft.com/office/word/2015/wordml/symex" xmlns:wpg="http://schemas.microsoft.com/office/word/2010/wordprocessingGroup" xmlns:wpi="http://schemas.microsoft.com/office/word/2010/wordprocessingInk" xmlns:wne="http://schemas.microsoft.com/office/word/2006/wordml" xmlns:wps="http://schemas.microsoft.com/office/word/2010/wordprocessingShape" mc:Ignorable="w14 w15 w16se w16cid w16 w16cex w16sdtdh wp14">
+<w:ftr xmlns:wpc="http://schemas.microsoft.com/office/word/2010/wordprocessingCanvas" xmlns:cx="http://schemas.microsoft.com/office/drawing/2014/chartex" xmlns:cx1="http://schemas.microsoft.com/office/drawing/2015/9/8/chartex" xmlns:cx2="http://schemas.microsoft.com/office/drawing/2015/10/21/chartex" xmlns:cx3="http://schemas.microsoft.com/office/drawing/2016/5/9/chartex" xmlns:cx4="http://schemas.microsoft.com/office/drawing/2016/5/10/chartex" xmlns:cx5="http://schemas.microsoft.com/office/drawing/2016/5/11/chartex" xmlns:cx6="http://schemas.microsoft.com/office/drawing/2016/5/12/chartex" xmlns:cx7="http://schemas.microsoft.com/office/drawing/2016/5/13/chartex" xmlns:cx8="http://schemas.microsoft.com/office/drawing/2016/5/14/chartex" xmlns:mc="http://schemas.openxmlformats.org/markup-compatibility/2006" xmlns:aink="http://schemas.microsoft.com/office/drawing/2016/ink" xmlns:am3d="http://schemas.microsoft.com/office/drawing/2017/model3d" xmlns:o="urn:schemas-microsoft-com:office:office" xmlns:oel="http://schemas.microsoft.com/office/2019/extlst" xmlns:r="http://schemas.openxmlformats.org/officeDocument/2006/relationships" xmlns:m="http://schemas.openxmlformats.org/officeDocument/2006/math" xmlns:v="urn:schemas-microsoft-com:vml" xmlns:wp14="http://schemas.microsoft.com/office/word/2010/wordprocessingDrawing" xmlns:wp="http://schemas.openxmlformats.org/drawingml/2006/wordprocessingDrawing" xmlns:w10="urn:schemas-microsoft-com:office:word" xmlns:w="http://schemas.openxmlformats.org/wordprocessingml/2006/main" xmlns:w14="http://schemas.microsoft.com/office/word/2010/wordml" xmlns:w15="http://schemas.microsoft.com/office/word/2012/wordml" xmlns:w16cex="http://schemas.microsoft.com/office/word/2018/wordml/cex" xmlns:w16cid="http://schemas.microsoft.com/office/word/2016/wordml/cid" xmlns:w16="http://schemas.microsoft.com/office/word/2018/wordml" xmlns:w16du="http://schemas.microsoft.com/office/word/2023/wordml/word16du" xmlns:w16sdtdh="http://schemas.microsoft.com/office/word/2020/wordml/sdtdatahash" xmlns:w16sdtfl="http://schemas.microsoft.com/office/word/2024/wordml/sdtformatlock" xmlns:w16se="http://schemas.microsoft.com/office/word/2015/wordml/symex" xmlns:wpg="http://schemas.microsoft.com/office/word/2010/wordprocessingGroup" xmlns:wpi="http://schemas.microsoft.com/office/word/2010/wordprocessingInk" xmlns:wne="http://schemas.microsoft.com/office/word/2006/wordml" xmlns:wps="http://schemas.microsoft.com/office/word/2010/wordprocessingShape" mc:Ignorable="w14 w15 w16se w16cid w16 w16cex w16sdtdh w16sdtfl w16du wp14">
   <w:p>
     <w:pPr>
       <w:pStyle w:val="Footer"/>
@@ -872,7 +1044,7 @@
 </file>
 
 <file path=word/footnotes.xml><?xml version="1.0" encoding="utf-8"?>
-<w:footnotes xmlns:wpc="http://schemas.microsoft.com/office/word/2010/wordprocessingCanvas" xmlns:cx="http://schemas.microsoft.com/office/drawing/2014/chartex" xmlns:cx1="http://schemas.microsoft.com/office/drawing/2015/9/8/chartex" xmlns:cx2="http://schemas.microsoft.com/office/drawing/2015/10/21/chartex" xmlns:cx3="http://schemas.microsoft.com/office/drawing/2016/5/9/chartex" xmlns:cx4="http://schemas.microsoft.com/office/drawing/2016/5/10/chartex" xmlns:cx5="http://schemas.microsoft.com/office/drawing/2016/5/11/chartex" xmlns:cx6="http://schemas.microsoft.com/office/drawing/2016/5/12/chartex" xmlns:cx7="http://schemas.microsoft.com/office/drawing/2016/5/13/chartex" xmlns:cx8="http://schemas.microsoft.com/office/drawing/2016/5/14/chartex" xmlns:mc="http://schemas.openxmlformats.org/markup-compatibility/2006" xmlns:aink="http://schemas.microsoft.com/office/drawing/2016/ink" xmlns:am3d="http://schemas.microsoft.com/office/drawing/2017/model3d" xmlns:o="urn:schemas-microsoft-com:office:office" xmlns:oel="http://schemas.microsoft.com/office/2019/extlst" xmlns:r="http://schemas.openxmlformats.org/officeDocument/2006/relationships" xmlns:m="http://schemas.openxmlformats.org/officeDocument/2006/math" xmlns:v="urn:schemas-microsoft-com:vml" xmlns:wp14="http://schemas.microsoft.com/office/word/2010/wordprocessingDrawing" xmlns:wp="http://schemas.openxmlformats.org/drawingml/2006/wordprocessingDrawing" xmlns:w10="urn:schemas-microsoft-com:office:word" xmlns:w="http://schemas.openxmlformats.org/wordprocessingml/2006/main" xmlns:w14="http://schemas.microsoft.com/office/word/2010/wordml" xmlns:w15="http://schemas.microsoft.com/office/word/2012/wordml" xmlns:w16cex="http://schemas.microsoft.com/office/word/2018/wordml/cex" xmlns:w16cid="http://schemas.microsoft.com/office/word/2016/wordml/cid" xmlns:w16="http://schemas.microsoft.com/office/word/2018/wordml" xmlns:w16sdtdh="http://schemas.microsoft.com/office/word/2020/wordml/sdtdatahash" xmlns:w16se="http://schemas.microsoft.com/office/word/2015/wordml/symex" xmlns:wpg="http://schemas.microsoft.com/office/word/2010/wordprocessingGroup" xmlns:wpi="http://schemas.microsoft.com/office/word/2010/wordprocessingInk" xmlns:wne="http://schemas.microsoft.com/office/word/2006/wordml" xmlns:wps="http://schemas.microsoft.com/office/word/2010/wordprocessingShape" mc:Ignorable="w14 w15 w16se w16cid w16 w16cex w16sdtdh wp14">
+<w:footnotes xmlns:wpc="http://schemas.microsoft.com/office/word/2010/wordprocessingCanvas" xmlns:cx="http://schemas.microsoft.com/office/drawing/2014/chartex" xmlns:cx1="http://schemas.microsoft.com/office/drawing/2015/9/8/chartex" xmlns:cx2="http://schemas.microsoft.com/office/drawing/2015/10/21/chartex" xmlns:cx3="http://schemas.microsoft.com/office/drawing/2016/5/9/chartex" xmlns:cx4="http://schemas.microsoft.com/office/drawing/2016/5/10/chartex" xmlns:cx5="http://schemas.microsoft.com/office/drawing/2016/5/11/chartex" xmlns:cx6="http://schemas.microsoft.com/office/drawing/2016/5/12/chartex" xmlns:cx7="http://schemas.microsoft.com/office/drawing/2016/5/13/chartex" xmlns:cx8="http://schemas.microsoft.com/office/drawing/2016/5/14/chartex" xmlns:mc="http://schemas.openxmlformats.org/markup-compatibility/2006" xmlns:aink="http://schemas.microsoft.com/office/drawing/2016/ink" xmlns:am3d="http://schemas.microsoft.com/office/drawing/2017/model3d" xmlns:o="urn:schemas-microsoft-com:office:office" xmlns:oel="http://schemas.microsoft.com/office/2019/extlst" xmlns:r="http://schemas.openxmlformats.org/officeDocument/2006/relationships" xmlns:m="http://schemas.openxmlformats.org/officeDocument/2006/math" xmlns:v="urn:schemas-microsoft-com:vml" xmlns:wp14="http://schemas.microsoft.com/office/word/2010/wordprocessingDrawing" xmlns:wp="http://schemas.openxmlformats.org/drawingml/2006/wordprocessingDrawing" xmlns:w10="urn:schemas-microsoft-com:office:word" xmlns:w="http://schemas.openxmlformats.org/wordprocessingml/2006/main" xmlns:w14="http://schemas.microsoft.com/office/word/2010/wordml" xmlns:w15="http://schemas.microsoft.com/office/word/2012/wordml" xmlns:w16cex="http://schemas.microsoft.com/office/word/2018/wordml/cex" xmlns:w16cid="http://schemas.microsoft.com/office/word/2016/wordml/cid" xmlns:w16="http://schemas.microsoft.com/office/word/2018/wordml" xmlns:w16du="http://schemas.microsoft.com/office/word/2023/wordml/word16du" xmlns:w16sdtdh="http://schemas.microsoft.com/office/word/2020/wordml/sdtdatahash" xmlns:w16sdtfl="http://schemas.microsoft.com/office/word/2024/wordml/sdtformatlock" xmlns:w16se="http://schemas.microsoft.com/office/word/2015/wordml/symex" xmlns:wpg="http://schemas.microsoft.com/office/word/2010/wordprocessingGroup" xmlns:wpi="http://schemas.microsoft.com/office/word/2010/wordprocessingInk" xmlns:wne="http://schemas.microsoft.com/office/word/2006/wordml" xmlns:wps="http://schemas.microsoft.com/office/word/2010/wordprocessingShape" mc:Ignorable="w14 w15 w16se w16cid w16 w16cex w16sdtdh w16sdtfl w16du wp14">
   <w:footnote w:type="separator" w:id="-1">
     <w:p>
       <w:pPr>
@@ -897,7 +1069,7 @@
 </file>
 
 <file path=word/header1.xml><?xml version="1.0" encoding="utf-8"?>
-<w:hdr xmlns:wpc="http://schemas.microsoft.com/office/word/2010/wordprocessingCanvas" xmlns:cx="http://schemas.microsoft.com/office/drawing/2014/chartex" xmlns:cx1="http://schemas.microsoft.com/office/drawing/2015/9/8/chartex" xmlns:cx2="http://schemas.microsoft.com/office/drawing/2015/10/21/chartex" xmlns:cx3="http://schemas.microsoft.com/office/drawing/2016/5/9/chartex" xmlns:cx4="http://schemas.microsoft.com/office/drawing/2016/5/10/chartex" xmlns:cx5="http://schemas.microsoft.com/office/drawing/2016/5/11/chartex" xmlns:cx6="http://schemas.microsoft.com/office/drawing/2016/5/12/chartex" xmlns:cx7="http://schemas.microsoft.com/office/drawing/2016/5/13/chartex" xmlns:cx8="http://schemas.microsoft.com/office/drawing/2016/5/14/chartex" xmlns:mc="http://schemas.openxmlformats.org/markup-compatibility/2006" xmlns:aink="http://schemas.microsoft.com/office/drawing/2016/ink" xmlns:am3d="http://schemas.microsoft.com/office/drawing/2017/model3d" xmlns:o="urn:schemas-microsoft-com:office:office" xmlns:oel="http://schemas.microsoft.com/office/2019/extlst" xmlns:r="http://schemas.openxmlformats.org/officeDocument/2006/relationships" xmlns:m="http://schemas.openxmlformats.org/officeDocument/2006/math" xmlns:v="urn:schemas-microsoft-com:vml" xmlns:wp14="http://schemas.microsoft.com/office/word/2010/wordprocessingDrawing" xmlns:wp="http://schemas.openxmlformats.org/drawingml/2006/wordprocessingDrawing" xmlns:w10="urn:schemas-microsoft-com:office:word" xmlns:w="http://schemas.openxmlformats.org/wordprocessingml/2006/main" xmlns:w14="http://schemas.microsoft.com/office/word/2010/wordml" xmlns:w15="http://schemas.microsoft.com/office/word/2012/wordml" xmlns:w16cex="http://schemas.microsoft.com/office/word/2018/wordml/cex" xmlns:w16cid="http://schemas.microsoft.com/office/word/2016/wordml/cid" xmlns:w16="http://schemas.microsoft.com/office/word/2018/wordml" xmlns:w16sdtdh="http://schemas.microsoft.com/office/word/2020/wordml/sdtdatahash" xmlns:w16se="http://schemas.microsoft.com/office/word/2015/wordml/symex" xmlns:wpg="http://schemas.microsoft.com/office/word/2010/wordprocessingGroup" xmlns:wpi="http://schemas.microsoft.com/office/word/2010/wordprocessingInk" xmlns:wne="http://schemas.microsoft.com/office/word/2006/wordml" xmlns:wps="http://schemas.microsoft.com/office/word/2010/wordprocessingShape" mc:Ignorable="w14 w15 w16se w16cid w16 w16cex w16sdtdh wp14">
+<w:hdr xmlns:wpc="http://schemas.microsoft.com/office/word/2010/wordprocessingCanvas" xmlns:cx="http://schemas.microsoft.com/office/drawing/2014/chartex" xmlns:cx1="http://schemas.microsoft.com/office/drawing/2015/9/8/chartex" xmlns:cx2="http://schemas.microsoft.com/office/drawing/2015/10/21/chartex" xmlns:cx3="http://schemas.microsoft.com/office/drawing/2016/5/9/chartex" xmlns:cx4="http://schemas.microsoft.com/office/drawing/2016/5/10/chartex" xmlns:cx5="http://schemas.microsoft.com/office/drawing/2016/5/11/chartex" xmlns:cx6="http://schemas.microsoft.com/office/drawing/2016/5/12/chartex" xmlns:cx7="http://schemas.microsoft.com/office/drawing/2016/5/13/chartex" xmlns:cx8="http://schemas.microsoft.com/office/drawing/2016/5/14/chartex" xmlns:mc="http://schemas.openxmlformats.org/markup-compatibility/2006" xmlns:aink="http://schemas.microsoft.com/office/drawing/2016/ink" xmlns:am3d="http://schemas.microsoft.com/office/drawing/2017/model3d" xmlns:o="urn:schemas-microsoft-com:office:office" xmlns:oel="http://schemas.microsoft.com/office/2019/extlst" xmlns:r="http://schemas.openxmlformats.org/officeDocument/2006/relationships" xmlns:m="http://schemas.openxmlformats.org/officeDocument/2006/math" xmlns:v="urn:schemas-microsoft-com:vml" xmlns:wp14="http://schemas.microsoft.com/office/word/2010/wordprocessingDrawing" xmlns:wp="http://schemas.openxmlformats.org/drawingml/2006/wordprocessingDrawing" xmlns:w10="urn:schemas-microsoft-com:office:word" xmlns:w="http://schemas.openxmlformats.org/wordprocessingml/2006/main" xmlns:w14="http://schemas.microsoft.com/office/word/2010/wordml" xmlns:w15="http://schemas.microsoft.com/office/word/2012/wordml" xmlns:w16cex="http://schemas.microsoft.com/office/word/2018/wordml/cex" xmlns:w16cid="http://schemas.microsoft.com/office/word/2016/wordml/cid" xmlns:w16="http://schemas.microsoft.com/office/word/2018/wordml" xmlns:w16du="http://schemas.microsoft.com/office/word/2023/wordml/word16du" xmlns:w16sdtdh="http://schemas.microsoft.com/office/word/2020/wordml/sdtdatahash" xmlns:w16sdtfl="http://schemas.microsoft.com/office/word/2024/wordml/sdtformatlock" xmlns:w16se="http://schemas.microsoft.com/office/word/2015/wordml/symex" xmlns:wpg="http://schemas.microsoft.com/office/word/2010/wordprocessingGroup" xmlns:wpi="http://schemas.microsoft.com/office/word/2010/wordprocessingInk" xmlns:wne="http://schemas.microsoft.com/office/word/2006/wordml" xmlns:wps="http://schemas.microsoft.com/office/word/2010/wordprocessingShape" mc:Ignorable="w14 w15 w16se w16cid w16 w16cex w16sdtdh w16sdtfl w16du wp14">
   <w:p>
     <w:pPr>
       <w:pStyle w:val="Header"/>
@@ -907,7 +1079,7 @@
 </file>
 
 <file path=word/header2.xml><?xml version="1.0" encoding="utf-8"?>
-<w:hdr xmlns:wpc="http://schemas.microsoft.com/office/word/2010/wordprocessingCanvas" xmlns:cx="http://schemas.microsoft.com/office/drawing/2014/chartex" xmlns:cx1="http://schemas.microsoft.com/office/drawing/2015/9/8/chartex" xmlns:cx2="http://schemas.microsoft.com/office/drawing/2015/10/21/chartex" xmlns:cx3="http://schemas.microsoft.com/office/drawing/2016/5/9/chartex" xmlns:cx4="http://schemas.microsoft.com/office/drawing/2016/5/10/chartex" xmlns:cx5="http://schemas.microsoft.com/office/drawing/2016/5/11/chartex" xmlns:cx6="http://schemas.microsoft.com/office/drawing/2016/5/12/chartex" xmlns:cx7="http://schemas.microsoft.com/office/drawing/2016/5/13/chartex" xmlns:cx8="http://schemas.microsoft.com/office/drawing/2016/5/14/chartex" xmlns:mc="http://schemas.openxmlformats.org/markup-compatibility/2006" xmlns:aink="http://schemas.microsoft.com/office/drawing/2016/ink" xmlns:am3d="http://schemas.microsoft.com/office/drawing/2017/model3d" xmlns:o="urn:schemas-microsoft-com:office:office" xmlns:oel="http://schemas.microsoft.com/office/2019/extlst" xmlns:r="http://schemas.openxmlformats.org/officeDocument/2006/relationships" xmlns:m="http://schemas.openxmlformats.org/officeDocument/2006/math" xmlns:v="urn:schemas-microsoft-com:vml" xmlns:wp14="http://schemas.microsoft.com/office/word/2010/wordprocessingDrawing" xmlns:wp="http://schemas.openxmlformats.org/drawingml/2006/wordprocessingDrawing" xmlns:w10="urn:schemas-microsoft-com:office:word" xmlns:w="http://schemas.openxmlformats.org/wordprocessingml/2006/main" xmlns:w14="http://schemas.microsoft.com/office/word/2010/wordml" xmlns:w15="http://schemas.microsoft.com/office/word/2012/wordml" xmlns:w16cex="http://schemas.microsoft.com/office/word/2018/wordml/cex" xmlns:w16cid="http://schemas.microsoft.com/office/word/2016/wordml/cid" xmlns:w16="http://schemas.microsoft.com/office/word/2018/wordml" xmlns:w16sdtdh="http://schemas.microsoft.com/office/word/2020/wordml/sdtdatahash" xmlns:w16se="http://schemas.microsoft.com/office/word/2015/wordml/symex" xmlns:wpg="http://schemas.microsoft.com/office/word/2010/wordprocessingGroup" xmlns:wpi="http://schemas.microsoft.com/office/word/2010/wordprocessingInk" xmlns:wne="http://schemas.microsoft.com/office/word/2006/wordml" xmlns:wps="http://schemas.microsoft.com/office/word/2010/wordprocessingShape" mc:Ignorable="w14 w15 w16se w16cid w16 w16cex w16sdtdh wp14">
+<w:hdr xmlns:wpc="http://schemas.microsoft.com/office/word/2010/wordprocessingCanvas" xmlns:cx="http://schemas.microsoft.com/office/drawing/2014/chartex" xmlns:cx1="http://schemas.microsoft.com/office/drawing/2015/9/8/chartex" xmlns:cx2="http://schemas.microsoft.com/office/drawing/2015/10/21/chartex" xmlns:cx3="http://schemas.microsoft.com/office/drawing/2016/5/9/chartex" xmlns:cx4="http://schemas.microsoft.com/office/drawing/2016/5/10/chartex" xmlns:cx5="http://schemas.microsoft.com/office/drawing/2016/5/11/chartex" xmlns:cx6="http://schemas.microsoft.com/office/drawing/2016/5/12/chartex" xmlns:cx7="http://schemas.microsoft.com/office/drawing/2016/5/13/chartex" xmlns:cx8="http://schemas.microsoft.com/office/drawing/2016/5/14/chartex" xmlns:mc="http://schemas.openxmlformats.org/markup-compatibility/2006" xmlns:aink="http://schemas.microsoft.com/office/drawing/2016/ink" xmlns:am3d="http://schemas.microsoft.com/office/drawing/2017/model3d" xmlns:o="urn:schemas-microsoft-com:office:office" xmlns:oel="http://schemas.microsoft.com/office/2019/extlst" xmlns:r="http://schemas.openxmlformats.org/officeDocument/2006/relationships" xmlns:m="http://schemas.openxmlformats.org/officeDocument/2006/math" xmlns:v="urn:schemas-microsoft-com:vml" xmlns:wp14="http://schemas.microsoft.com/office/word/2010/wordprocessingDrawing" xmlns:wp="http://schemas.openxmlformats.org/drawingml/2006/wordprocessingDrawing" xmlns:w10="urn:schemas-microsoft-com:office:word" xmlns:w="http://schemas.openxmlformats.org/wordprocessingml/2006/main" xmlns:w14="http://schemas.microsoft.com/office/word/2010/wordml" xmlns:w15="http://schemas.microsoft.com/office/word/2012/wordml" xmlns:w16cex="http://schemas.microsoft.com/office/word/2018/wordml/cex" xmlns:w16cid="http://schemas.microsoft.com/office/word/2016/wordml/cid" xmlns:w16="http://schemas.microsoft.com/office/word/2018/wordml" xmlns:w16du="http://schemas.microsoft.com/office/word/2023/wordml/word16du" xmlns:w16sdtdh="http://schemas.microsoft.com/office/word/2020/wordml/sdtdatahash" xmlns:w16sdtfl="http://schemas.microsoft.com/office/word/2024/wordml/sdtformatlock" xmlns:w16se="http://schemas.microsoft.com/office/word/2015/wordml/symex" xmlns:wpg="http://schemas.microsoft.com/office/word/2010/wordprocessingGroup" xmlns:wpi="http://schemas.microsoft.com/office/word/2010/wordprocessingInk" xmlns:wne="http://schemas.microsoft.com/office/word/2006/wordml" xmlns:wps="http://schemas.microsoft.com/office/word/2010/wordprocessingShape" mc:Ignorable="w14 w15 w16se w16cid w16 w16cex w16sdtdh w16sdtfl w16du wp14">
   <w:p>
     <w:pPr>
       <w:pStyle w:val="Header"/>
@@ -918,7 +1090,7 @@
 </file>
 
 <file path=word/header3.xml><?xml version="1.0" encoding="utf-8"?>
-<w:hdr xmlns:wpc="http://schemas.microsoft.com/office/word/2010/wordprocessingCanvas" xmlns:cx="http://schemas.microsoft.com/office/drawing/2014/chartex" xmlns:cx1="http://schemas.microsoft.com/office/drawing/2015/9/8/chartex" xmlns:cx2="http://schemas.microsoft.com/office/drawing/2015/10/21/chartex" xmlns:cx3="http://schemas.microsoft.com/office/drawing/2016/5/9/chartex" xmlns:cx4="http://schemas.microsoft.com/office/drawing/2016/5/10/chartex" xmlns:cx5="http://schemas.microsoft.com/office/drawing/2016/5/11/chartex" xmlns:cx6="http://schemas.microsoft.com/office/drawing/2016/5/12/chartex" xmlns:cx7="http://schemas.microsoft.com/office/drawing/2016/5/13/chartex" xmlns:cx8="http://schemas.microsoft.com/office/drawing/2016/5/14/chartex" xmlns:mc="http://schemas.openxmlformats.org/markup-compatibility/2006" xmlns:aink="http://schemas.microsoft.com/office/drawing/2016/ink" xmlns:am3d="http://schemas.microsoft.com/office/drawing/2017/model3d" xmlns:o="urn:schemas-microsoft-com:office:office" xmlns:oel="http://schemas.microsoft.com/office/2019/extlst" xmlns:r="http://schemas.openxmlformats.org/officeDocument/2006/relationships" xmlns:m="http://schemas.openxmlformats.org/officeDocument/2006/math" xmlns:v="urn:schemas-microsoft-com:vml" xmlns:wp14="http://schemas.microsoft.com/office/word/2010/wordprocessingDrawing" xmlns:wp="http://schemas.openxmlformats.org/drawingml/2006/wordprocessingDrawing" xmlns:w10="urn:schemas-microsoft-com:office:word" xmlns:w="http://schemas.openxmlformats.org/wordprocessingml/2006/main" xmlns:w14="http://schemas.microsoft.com/office/word/2010/wordml" xmlns:w15="http://schemas.microsoft.com/office/word/2012/wordml" xmlns:w16cex="http://schemas.microsoft.com/office/word/2018/wordml/cex" xmlns:w16cid="http://schemas.microsoft.com/office/word/2016/wordml/cid" xmlns:w16="http://schemas.microsoft.com/office/word/2018/wordml" xmlns:w16sdtdh="http://schemas.microsoft.com/office/word/2020/wordml/sdtdatahash" xmlns:w16se="http://schemas.microsoft.com/office/word/2015/wordml/symex" xmlns:wpg="http://schemas.microsoft.com/office/word/2010/wordprocessingGroup" xmlns:wpi="http://schemas.microsoft.com/office/word/2010/wordprocessingInk" xmlns:wne="http://schemas.microsoft.com/office/word/2006/wordml" xmlns:wps="http://schemas.microsoft.com/office/word/2010/wordprocessingShape" mc:Ignorable="w14 w15 w16se w16cid w16 w16cex w16sdtdh wp14">
+<w:hdr xmlns:wpc="http://schemas.microsoft.com/office/word/2010/wordprocessingCanvas" xmlns:cx="http://schemas.microsoft.com/office/drawing/2014/chartex" xmlns:cx1="http://schemas.microsoft.com/office/drawing/2015/9/8/chartex" xmlns:cx2="http://schemas.microsoft.com/office/drawing/2015/10/21/chartex" xmlns:cx3="http://schemas.microsoft.com/office/drawing/2016/5/9/chartex" xmlns:cx4="http://schemas.microsoft.com/office/drawing/2016/5/10/chartex" xmlns:cx5="http://schemas.microsoft.com/office/drawing/2016/5/11/chartex" xmlns:cx6="http://schemas.microsoft.com/office/drawing/2016/5/12/chartex" xmlns:cx7="http://schemas.microsoft.com/office/drawing/2016/5/13/chartex" xmlns:cx8="http://schemas.microsoft.com/office/drawing/2016/5/14/chartex" xmlns:mc="http://schemas.openxmlformats.org/markup-compatibility/2006" xmlns:aink="http://schemas.microsoft.com/office/drawing/2016/ink" xmlns:am3d="http://schemas.microsoft.com/office/drawing/2017/model3d" xmlns:o="urn:schemas-microsoft-com:office:office" xmlns:oel="http://schemas.microsoft.com/office/2019/extlst" xmlns:r="http://schemas.openxmlformats.org/officeDocument/2006/relationships" xmlns:m="http://schemas.openxmlformats.org/officeDocument/2006/math" xmlns:v="urn:schemas-microsoft-com:vml" xmlns:wp14="http://schemas.microsoft.com/office/word/2010/wordprocessingDrawing" xmlns:wp="http://schemas.openxmlformats.org/drawingml/2006/wordprocessingDrawing" xmlns:w10="urn:schemas-microsoft-com:office:word" xmlns:w="http://schemas.openxmlformats.org/wordprocessingml/2006/main" xmlns:w14="http://schemas.microsoft.com/office/word/2010/wordml" xmlns:w15="http://schemas.microsoft.com/office/word/2012/wordml" xmlns:w16cex="http://schemas.microsoft.com/office/word/2018/wordml/cex" xmlns:w16cid="http://schemas.microsoft.com/office/word/2016/wordml/cid" xmlns:w16="http://schemas.microsoft.com/office/word/2018/wordml" xmlns:w16du="http://schemas.microsoft.com/office/word/2023/wordml/word16du" xmlns:w16sdtdh="http://schemas.microsoft.com/office/word/2020/wordml/sdtdatahash" xmlns:w16sdtfl="http://schemas.microsoft.com/office/word/2024/wordml/sdtformatlock" xmlns:w16se="http://schemas.microsoft.com/office/word/2015/wordml/symex" xmlns:wpg="http://schemas.microsoft.com/office/word/2010/wordprocessingGroup" xmlns:wpi="http://schemas.microsoft.com/office/word/2010/wordprocessingInk" xmlns:wne="http://schemas.microsoft.com/office/word/2006/wordml" xmlns:wps="http://schemas.microsoft.com/office/word/2010/wordprocessingShape" mc:Ignorable="w14 w15 w16se w16cid w16 w16cex w16sdtdh w16sdtfl w16du wp14">
   <w:p>
     <w:pPr>
       <w:pStyle w:val="Header"/>
@@ -927,7 +1099,7 @@
     <w:r>
       <w:tab/>
       <w:tab/>
-      <w:t>2026-06-17</w:t>
+      <w:t>2026-06-18</w:t>
       <w:br/>
       <w:br/>
     </w:r>
@@ -944,7 +1116,7 @@
 </file>
 
 <file path=word/numbering.xml><?xml version="1.0" encoding="utf-8"?>
-<w:numbering xmlns:wpc="http://schemas.microsoft.com/office/word/2010/wordprocessingCanvas" xmlns:cx="http://schemas.microsoft.com/office/drawing/2014/chartex" xmlns:cx1="http://schemas.microsoft.com/office/drawing/2015/9/8/chartex" xmlns:cx2="http://schemas.microsoft.com/office/drawing/2015/10/21/chartex" xmlns:cx3="http://schemas.microsoft.com/office/drawing/2016/5/9/chartex" xmlns:cx4="http://schemas.microsoft.com/office/drawing/2016/5/10/chartex" xmlns:cx5="http://schemas.microsoft.com/office/drawing/2016/5/11/chartex" xmlns:cx6="http://schemas.microsoft.com/office/drawing/2016/5/12/chartex" xmlns:cx7="http://schemas.microsoft.com/office/drawing/2016/5/13/chartex" xmlns:cx8="http://schemas.microsoft.com/office/drawing/2016/5/14/chartex" xmlns:mc="http://schemas.openxmlformats.org/markup-compatibility/2006" xmlns:aink="http://schemas.microsoft.com/office/drawing/2016/ink" xmlns:am3d="http://schemas.microsoft.com/office/drawing/2017/model3d" xmlns:o="urn:schemas-microsoft-com:office:office" xmlns:oel="http://schemas.microsoft.com/office/2019/extlst" xmlns:r="http://schemas.openxmlformats.org/officeDocument/2006/relationships" xmlns:m="http://schemas.openxmlformats.org/officeDocument/2006/math" xmlns:v="urn:schemas-microsoft-com:vml" xmlns:wp14="http://schemas.microsoft.com/office/word/2010/wordprocessingDrawing" xmlns:wp="http://schemas.openxmlformats.org/drawingml/2006/wordprocessingDrawing" xmlns:w10="urn:schemas-microsoft-com:office:word" xmlns:w="http://schemas.openxmlformats.org/wordprocessingml/2006/main" xmlns:w14="http://schemas.microsoft.com/office/word/2010/wordml" xmlns:w15="http://schemas.microsoft.com/office/word/2012/wordml" xmlns:w16cex="http://schemas.microsoft.com/office/word/2018/wordml/cex" xmlns:w16cid="http://schemas.microsoft.com/office/word/2016/wordml/cid" xmlns:w16="http://schemas.microsoft.com/office/word/2018/wordml" xmlns:w16sdtdh="http://schemas.microsoft.com/office/word/2020/wordml/sdtdatahash" xmlns:w16se="http://schemas.microsoft.com/office/word/2015/wordml/symex" xmlns:wpg="http://schemas.microsoft.com/office/word/2010/wordprocessingGroup" xmlns:wpi="http://schemas.microsoft.com/office/word/2010/wordprocessingInk" xmlns:wne="http://schemas.microsoft.com/office/word/2006/wordml" xmlns:wps="http://schemas.microsoft.com/office/word/2010/wordprocessingShape" mc:Ignorable="w14 w15 w16se w16cid w16 w16cex w16sdtdh wp14">
+<w:numbering xmlns:wpc="http://schemas.microsoft.com/office/word/2010/wordprocessingCanvas" xmlns:cx="http://schemas.microsoft.com/office/drawing/2014/chartex" xmlns:cx1="http://schemas.microsoft.com/office/drawing/2015/9/8/chartex" xmlns:cx2="http://schemas.microsoft.com/office/drawing/2015/10/21/chartex" xmlns:cx3="http://schemas.microsoft.com/office/drawing/2016/5/9/chartex" xmlns:cx4="http://schemas.microsoft.com/office/drawing/2016/5/10/chartex" xmlns:cx5="http://schemas.microsoft.com/office/drawing/2016/5/11/chartex" xmlns:cx6="http://schemas.microsoft.com/office/drawing/2016/5/12/chartex" xmlns:cx7="http://schemas.microsoft.com/office/drawing/2016/5/13/chartex" xmlns:cx8="http://schemas.microsoft.com/office/drawing/2016/5/14/chartex" xmlns:mc="http://schemas.openxmlformats.org/markup-compatibility/2006" xmlns:aink="http://schemas.microsoft.com/office/drawing/2016/ink" xmlns:am3d="http://schemas.microsoft.com/office/drawing/2017/model3d" xmlns:o="urn:schemas-microsoft-com:office:office" xmlns:oel="http://schemas.microsoft.com/office/2019/extlst" xmlns:r="http://schemas.openxmlformats.org/officeDocument/2006/relationships" xmlns:m="http://schemas.openxmlformats.org/officeDocument/2006/math" xmlns:v="urn:schemas-microsoft-com:vml" xmlns:wp14="http://schemas.microsoft.com/office/word/2010/wordprocessingDrawing" xmlns:wp="http://schemas.openxmlformats.org/drawingml/2006/wordprocessingDrawing" xmlns:w10="urn:schemas-microsoft-com:office:word" xmlns:w="http://schemas.openxmlformats.org/wordprocessingml/2006/main" xmlns:w14="http://schemas.microsoft.com/office/word/2010/wordml" xmlns:w15="http://schemas.microsoft.com/office/word/2012/wordml" xmlns:w16cex="http://schemas.microsoft.com/office/word/2018/wordml/cex" xmlns:w16cid="http://schemas.microsoft.com/office/word/2016/wordml/cid" xmlns:w16="http://schemas.microsoft.com/office/word/2018/wordml" xmlns:w16du="http://schemas.microsoft.com/office/word/2023/wordml/word16du" xmlns:w16sdtdh="http://schemas.microsoft.com/office/word/2020/wordml/sdtdatahash" xmlns:w16sdtfl="http://schemas.microsoft.com/office/word/2024/wordml/sdtformatlock" xmlns:w16se="http://schemas.microsoft.com/office/word/2015/wordml/symex" xmlns:wpg="http://schemas.microsoft.com/office/word/2010/wordprocessingGroup" xmlns:wpi="http://schemas.microsoft.com/office/word/2010/wordprocessingInk" xmlns:wne="http://schemas.microsoft.com/office/word/2006/wordml" xmlns:wps="http://schemas.microsoft.com/office/word/2010/wordprocessingShape" mc:Ignorable="w14 w15 w16se w16cid w16 w16cex w16sdtdh w16sdtfl w16du wp14">
   <w:abstractNum w:abstractNumId="0" w15:restartNumberingAfterBreak="0">
     <w:nsid w:val="FFFFFF7C"/>
     <w:multiLevelType w:val="singleLevel"/>
@@ -1147,7 +1319,7 @@
 </file>
 
 <file path=word/styles.xml><?xml version="1.0" encoding="utf-8"?>
-<w:styles xmlns:mc="http://schemas.openxmlformats.org/markup-compatibility/2006" xmlns:r="http://schemas.openxmlformats.org/officeDocument/2006/relationships" xmlns:w="http://schemas.openxmlformats.org/wordprocessingml/2006/main" xmlns:w14="http://schemas.microsoft.com/office/word/2010/wordml" xmlns:w15="http://schemas.microsoft.com/office/word/2012/wordml" xmlns:w16cex="http://schemas.microsoft.com/office/word/2018/wordml/cex" xmlns:w16cid="http://schemas.microsoft.com/office/word/2016/wordml/cid" xmlns:w16="http://schemas.microsoft.com/office/word/2018/wordml" xmlns:w16sdtdh="http://schemas.microsoft.com/office/word/2020/wordml/sdtdatahash" xmlns:w16se="http://schemas.microsoft.com/office/word/2015/wordml/symex" mc:Ignorable="w14 w15 w16se w16cid w16 w16cex w16sdtdh">
+<w:styles xmlns:mc="http://schemas.openxmlformats.org/markup-compatibility/2006" xmlns:r="http://schemas.openxmlformats.org/officeDocument/2006/relationships" xmlns:w="http://schemas.openxmlformats.org/wordprocessingml/2006/main" xmlns:w14="http://schemas.microsoft.com/office/word/2010/wordml" xmlns:w15="http://schemas.microsoft.com/office/word/2012/wordml" xmlns:w16cex="http://schemas.microsoft.com/office/word/2018/wordml/cex" xmlns:w16cid="http://schemas.microsoft.com/office/word/2016/wordml/cid" xmlns:w16="http://schemas.microsoft.com/office/word/2018/wordml" xmlns:w16du="http://schemas.microsoft.com/office/word/2023/wordml/word16du" xmlns:w16sdtdh="http://schemas.microsoft.com/office/word/2020/wordml/sdtdatahash" xmlns:w16sdtfl="http://schemas.microsoft.com/office/word/2024/wordml/sdtformatlock" xmlns:w16se="http://schemas.microsoft.com/office/word/2015/wordml/symex" mc:Ignorable="w14 w15 w16se w16cid w16 w16cex w16sdtdh w16sdtfl w16du">
   <w:docDefaults>
     <w:rPrDefault>
       <w:rPr>
@@ -1905,7 +2077,7 @@
     <w:link w:val="TitleChar"/>
     <w:uiPriority w:val="10"/>
     <w:qFormat/>
-    <w:rsid w:val="007106C8"/>
+    <w:rsid w:val="00E854FA"/>
     <w:pPr>
       <w:spacing w:after="300" w:line="240" w:lineRule="auto"/>
       <w:contextualSpacing/>
@@ -1915,7 +2087,7 @@
       <w:rFonts w:eastAsiaTheme="majorEastAsia" w:cstheme="majorBidi"/>
       <w:spacing w:val="5"/>
       <w:kern w:val="28"/>
-      <w:sz w:val="52"/>
+      <w:sz w:val="40"/>
       <w:szCs w:val="52"/>
       <w:lang w:val="sv-SE" w:eastAsia="en-US" w:bidi="ar-SA"/>
     </w:rPr>
@@ -1925,12 +2097,12 @@
     <w:basedOn w:val="DefaultParagraphFont"/>
     <w:link w:val="Title"/>
     <w:uiPriority w:val="10"/>
-    <w:rsid w:val="007106C8"/>
+    <w:rsid w:val="00E854FA"/>
     <w:rPr>
       <w:rFonts w:ascii="Times New Roman" w:eastAsiaTheme="majorEastAsia" w:hAnsi="Times New Roman" w:cstheme="majorBidi"/>
       <w:spacing w:val="5"/>
       <w:kern w:val="28"/>
-      <w:sz w:val="52"/>
+      <w:sz w:val="40"/>
       <w:szCs w:val="52"/>
       <w:lang w:val="sv-SE" w:eastAsia="en-US" w:bidi="ar-SA"/>
     </w:rPr>

--- a/klagomål/A 10943-2026 FSC-klagomål.docx
+++ b/klagomål/A 10943-2026 FSC-klagomål.docx
@@ -1099,7 +1099,7 @@
     <w:r>
       <w:tab/>
       <w:tab/>
-      <w:t>2026-06-18</w:t>
+      <w:t>2026-06-19</w:t>
       <w:br/>
       <w:br/>
     </w:r>

--- a/klagomål/A 10943-2026 FSC-klagomål.docx
+++ b/klagomål/A 10943-2026 FSC-klagomål.docx
@@ -1099,7 +1099,7 @@
     <w:r>
       <w:tab/>
       <w:tab/>
-      <w:t>2026-06-19</w:t>
+      <w:t>2026-06-20</w:t>
       <w:br/>
       <w:br/>
     </w:r>

--- a/klagomål/A 10943-2026 FSC-klagomål.docx
+++ b/klagomål/A 10943-2026 FSC-klagomål.docx
@@ -168,38 +168,7 @@
     </w:p>
     <w:p>
       <w:r>
-        <w:t>Detta dokument behandlar höga naturvärden i avverkningsanmälan A 10943-2026 i Södertälje kommun som inkom 2026-02-26 och omfattar 2,1 ha.</w:t>
-      </w:r>
-    </w:p>
-    <w:p>
-      <w:r>
-        <w:t>Nedan presenteras fynd av naturvårdsarter och fridlysta arter som gjorts i det avverkningsanmälda området, samt relevanta utdrag ur standarderna för FSC, Chain of Custody, Controlled Wood och PEFC.</w:t>
-      </w:r>
-    </w:p>
-    <w:p>
-      <w:r>
-        <w:t>Vi förväntar oss att ni återkommer med ett skriftligt svar på vårt klagomål och även beskriver vilka korrigerande åtgärder ni satt in för att rätta till identifierade brister i er efterlevnad av den svenska FSC standarden.</w:t>
-      </w:r>
-    </w:p>
-    <w:p>
-      <w:pPr>
-        <w:pStyle w:val="Heading1"/>
-      </w:pPr>
-      <w:r>
-        <w:t>Naturvårdsarter</w:t>
-      </w:r>
-    </w:p>
-    <w:p>
-      <w:r>
-        <w:t>I och inom 23 meter från avverkningsanmälan har följande 20 naturvårdsarter hittats: ekpricklav (VU), brunpudrad nållav (NT, T), dvärgbägarlav (NT, T), motaggsvamp (NT, T), oxtungssvamp (NT), parknål (NT), rödbrun blekspik (NT, T), skeppsvarvsfluga (NT), tallticka (NT, T), vedskivlav (NT, T), vedtrappmossa (NT, T), brun nållav (S), flagellkvastmossa (S, T), gulnål (S, T), gulpudrad spiklav (S, T), platt fjädermossa (S, T), rostfläck (S, T), sotlav (S, T), blåsippa (T, §9) och lopplummer (aggregat) (§9). Av dessa är 11 rödlistade. För rödlistade arter har rödlistekategorin angivits inom parentes. Arter som är signalarter enligt Skogsstyrelsen har markerats med (S). Typiska arter inom Natura 2000 som är kopplade till skogsekosystem har markerats med (T). För fridlysta arter anges även paragrafen i Artskyddsförordningen som arten är fridlyst enligt.</w:t>
-      </w:r>
-    </w:p>
-    <w:p>
-      <w:r>
-        <w:t>De påträffade naturvårdsarterna är ett tydligt kvitto på att det rör sig om en skog med höga naturvärden.</w:t>
-      </w:r>
-      <w:r>
-        <w:t xml:space="preserve"> I Figur 1 visas fyndplatser för naturvårdsarter i området, som finns registrerade på Artportalen.</w:t>
+        <w:t>Detta klagomål behandlar höga naturvärden i avverkningsanmälan A 10943-2026 i Södertälje kommun som inkom 2026-02-26 och omfattar 2,1 ha.</w:t>
       </w:r>
     </w:p>
     <w:p>
@@ -247,20 +216,429 @@
         <w:spacing w:after="240"/>
       </w:pPr>
       <w:r>
-        <w:t>Figur 1. Fyndplatser för naturvårdsarter i och inom 23 meter från avverkningsanmälan (röd linje). Markörer utan svart kant är placerade på fyndplatsen. Markörer med svart kant är placerade vid sidan av fyndplatsen och har ett svart streck som visar fyndplatsens exakta position. Kartans mittpunktskoordinat är N 6556225, E 636402 i SWEREF 99 TM.</w:t>
+        <w:t>Figur 1. Fyndplatser för naturvårdsarter i och inom 23 meter från avverkningsanmälan. Markörer utan svart kant är placerade på fyndplatsen. Markörer med svart kant är placerade vid sidan av fyndplatsen har ett svart streck som visar fyndplatsens exakta position. Kartans mittpunktskoordinat är N 6556225, E 636402 i SWEREF 99 TM.</w:t>
+      </w:r>
+    </w:p>
+    <w:p>
+      <w:r>
+        <w:t>I och inom 23 meter från avverkningsanmälan finns fynd av 20 naturvårdsarter, varav 11 är rödlistade, 2 är fridlysta, 14 är typiska (T) och 7 är signalarter (S): ekpricklav (VU), brunpudrad nållav (NT, T), dvärgbägarlav (NT, T), motaggsvamp (NT, T), oxtungssvamp (NT), parknål (NT), rödbrun blekspik (NT, T), skeppsvarvsfluga (NT), tallticka (NT, T), vedskivlav (NT, T), vedtrappmossa (NT, T), brun nållav (S), flagellkvastmossa (S, T), gulnål (S, T), gulpudrad spiklav (S, T), platt fjädermossa (S, T), rostfläck (S, T), sotlav (S, T), blåsippa (T, §9) och lopplummer (aggregat) (§9). Se Figur 1.</w:t>
+      </w:r>
+    </w:p>
+    <w:p>
+      <w:r>
+        <w:t>Nedan presenteras relevanta utdrag ur standarderna för FSC, Chain of Custody, Controlled Wood och PEFC.</w:t>
+      </w:r>
+    </w:p>
+    <w:p>
+      <w:r>
+        <w:t>Vi förväntar oss att ni återkommer med ett skriftligt svar på vårt klagomål och även beskriver vilka korrigerande åtgärder ni satt in för att rätta till identifierade brister i er efterlevnad av den svenska FSC standarden.</w:t>
       </w:r>
     </w:p>
     <w:p>
       <w:pPr>
-        <w:pStyle w:val="Heading2"/>
+        <w:pStyle w:val="Heading1"/>
       </w:pPr>
       <w:r>
-        <w:t>Fridlysta arter</w:t>
+        <w:t>Naturvårdsarter och fridlysta arter</w:t>
       </w:r>
     </w:p>
     <w:p>
       <w:r>
-        <w:t>Följande fridlysta arter har sina livsmiljöer och växtplatser i den avverkningsanmälda skogen: blåsippa (T, §9) och lopplummer (aggregat) (§9).</w:t>
+        <w:t>Nedan följer beskrivningar av de naturvårdsarter och fridlysta arter som har sina livsmiljöer och växtplatser i den avverkningsanmälda skogen. De påträffade naturvårdsarterna är ett tydligt kvitto på att det rör sig om en skog med höga naturvärden.</w:t>
+      </w:r>
+    </w:p>
+    <w:p>
+      <w:r>
+        <w:rPr>
+          <w:b/>
+        </w:rPr>
+        <w:t>Ekpricklav (VU)</w:t>
+      </w:r>
+      <w:r>
+        <w:t xml:space="preserve"> växer främst på mycket gamla ekar med grov sprickbark i skogsmiljöer med hög och jämn luftfuktighet. Arten förekommer inte i öppna ekhagar. Denna typ av ekar är sällsynta och nyskapas i mycket begränsad omfattning. Lämpliga biotoper måste bevaras och ett tillräckligt antal unga träd måste tillåtas bli mycket gamla för att på lång sikt ersätta de nuvarande gammelträden. På ekpricklav kan den mycket sällsynta svartspiken </w:t>
+      </w:r>
+      <w:r>
+        <w:rPr>
+          <w:i/>
+        </w:rPr>
+        <w:t>Chaenothecopsis retinens</w:t>
+      </w:r>
+      <w:r>
+        <w:t xml:space="preserve"> (DD) påträffas (SLU Artdatabanken, 2026).</w:t>
+      </w:r>
+    </w:p>
+    <w:p>
+      <w:r>
+        <w:rPr>
+          <w:b/>
+        </w:rPr>
+        <w:t>Brunpudrad nållav (NT)</w:t>
+      </w:r>
+      <w:r>
+        <w:t xml:space="preserve"> är beroende av hög, jämn luftfuktighet och kan påträffas i fuktiga skogar av naturskogskaraktär, ofta i sumpgranskog eller andra sumpskogar. Arten är placerad högst upp i Skogsstyrelsens värdepyramid för bedömning av skog med höga naturvärden och förekomster bör undantas från skogsbruksåtgärder. Brunpudrad nållav är typisk art för </w:t>
+      </w:r>
+      <w:r>
+        <w:rPr>
+          <w:i/>
+        </w:rPr>
+        <w:t>9010 Taiga</w:t>
+      </w:r>
+      <w:r>
+        <w:t xml:space="preserve"> (SLU Artdatabanken, 2024; Nitare &amp; Skogsstyrelsen, 2019).</w:t>
+      </w:r>
+    </w:p>
+    <w:p>
+      <w:r>
+        <w:rPr>
+          <w:b/>
+        </w:rPr>
+        <w:t>Dvärgbägarlav (NT)</w:t>
+      </w:r>
+      <w:r>
+        <w:t xml:space="preserve"> förekommer över hela Sverige på gammal hård ved, huvudsakligen på tall men i södra Sverige även på ek. Veden utgörs framförallt av grova stubbar, lågor och grenar. Substratet har blivit sällsyntare och nybildning av substrat sker bara i begränsad omfattning. Arten hotas av att grova lågor blir allt sällsyntare i dagens kulturskogar samt att nybildningen av lämpliga substrat går mycket långsamt. En riklig tillgång på gamla tall- eller eklågor måste säkerställas på artens lokaler. Dvärgbägarlav är typisk art för </w:t>
+      </w:r>
+      <w:r>
+        <w:rPr>
+          <w:i/>
+        </w:rPr>
+        <w:t>9010 Taiga</w:t>
+      </w:r>
+      <w:r>
+        <w:t xml:space="preserve"> (SLU Artdatabanken, 2024; Nitare &amp; Skogsstyrelsen, 2019).</w:t>
+      </w:r>
+    </w:p>
+    <w:p>
+      <w:r>
+        <w:rPr>
+          <w:b/>
+        </w:rPr>
+        <w:t xml:space="preserve">Motaggsvamp (NT) </w:t>
+      </w:r>
+      <w:r>
+        <w:t xml:space="preserve">bildar mykorrhiza med tall i tallskog och hittas huvudsakligen i äldre, glesare skogsbestånd och hällmarksimpediment. Arten hotas främst av skogsavverkning och tycks försvinna efter slutavverkning, markberedning och plantering. Motaggsvamp är typisk art för </w:t>
+      </w:r>
+      <w:r>
+        <w:rPr>
+          <w:i/>
+        </w:rPr>
+        <w:t>9010 Taiga</w:t>
+      </w:r>
+      <w:r>
+        <w:t xml:space="preserve"> (SLU Artdatabanken, 2024).</w:t>
+      </w:r>
+    </w:p>
+    <w:p>
+      <w:r>
+        <w:rPr>
+          <w:b/>
+        </w:rPr>
+        <w:t>Oxtungssvamp (NT)</w:t>
+      </w:r>
+      <w:r>
+        <w:t xml:space="preserve"> växer nästan uteslutande på flerhundraåriga jätteekar i kulturlandskapet, till exempel i ekhagar och vid vägkanter, men kan även leva kvar på dess träd i mer slutna bestånd. Arten hotas av avverkning av värdträd och passande värdträd runt fyndplatserna samt av att olikåldriga bestånd med grov ek i hagmarks- och skogsmiljö avverkas (SLU Artdatabanken, 2024; Nitare &amp; Skogsstyrelsen, 2019).</w:t>
+      </w:r>
+    </w:p>
+    <w:p>
+      <w:r>
+        <w:rPr>
+          <w:b/>
+        </w:rPr>
+        <w:t xml:space="preserve">Parknål (NT) </w:t>
+      </w:r>
+      <w:r>
+        <w:t>växer söder om Dalälven på gamla ädellövträd och i norra Sverige på mycket gamla sälgar i skogar med hög och jämn luftfuktighet. Ofta förekommer den tillsammans med andra rödlistade knappnålslavar. Lämpliga träd nyskapas i begränsad omfattning. Spara grova träd, restaurera hag- och slåttermarker och öppna runt grova ekar som nu är kraftigt beskuggade. Förekomsterna i norra Sverige måste skyddas (SLU Artdatabanken, 2025).</w:t>
+      </w:r>
+    </w:p>
+    <w:p>
+      <w:r>
+        <w:rPr>
+          <w:b/>
+        </w:rPr>
+        <w:t>Rödbrun blekspik (NT)</w:t>
+      </w:r>
+      <w:r>
+        <w:t xml:space="preserve"> växer i norra Sverige på bark och ved av björk och gran i skogar med hög och jämn luftfuktighet. I södra Sverige växer den främst på ek i öppna åldriga lövskogar. I norra delen av sitt utbredningsområde hotas arten av slutavverkningar av gamla granskogar. I den södra delen av landet hotas den genom de åldriga lövskogarnas tillbakagång och särskilt ekhagarnas igenväxning och genom plantering av sådan mark med barrskog. Rödbrun blekspik är typisk art för </w:t>
+      </w:r>
+      <w:r>
+        <w:rPr>
+          <w:i/>
+        </w:rPr>
+        <w:t xml:space="preserve">9010 Taiga, 9020 Nordlig ädellövskog, 9070 Trädklädd betesmark, 9160 Näringsrik ekskog </w:t>
+      </w:r>
+      <w:r>
+        <w:t xml:space="preserve">och </w:t>
+      </w:r>
+      <w:r>
+        <w:rPr>
+          <w:i/>
+        </w:rPr>
+        <w:t>9180 Ädellövskog i branter</w:t>
+      </w:r>
+      <w:r>
+        <w:t xml:space="preserve"> och signalerar alltid höga naturvärden (SLU Artdatabanken, 2024; Nitare &amp; Skogsstyrelsen, 2019).</w:t>
+      </w:r>
+    </w:p>
+    <w:p>
+      <w:r>
+        <w:rPr>
+          <w:b/>
+        </w:rPr>
+        <w:t xml:space="preserve">Skeppsvarvsfluga (NT) </w:t>
+      </w:r>
+      <w:r>
+        <w:t>är en skalbagge vars larvutveckling sker i solexponerad hård ved av stående döda eller levande lövträd, i norra Europa endast ek, i Central- och Sydeuropa även bok och kastanj. Fullbildade skalbaggar påträffas under högsommaren, ofta flygande runt lämpliga värdträd varma eftermiddagar. Arten påverkas negativt av brist på död ved och en minskning av populationen pågår eller förväntas ske. Minskningen avser kvalitén på artens habitat (SLU Artdatabanken, 2025).</w:t>
+      </w:r>
+    </w:p>
+    <w:p>
+      <w:r>
+        <w:rPr>
+          <w:b/>
+        </w:rPr>
+        <w:t xml:space="preserve">Tallticka (NT) </w:t>
+      </w:r>
+      <w:r>
+        <w:t xml:space="preserve">uppträder först på tallar som är 100–150 år gamla men är vanligast på träd som är runt 150–200 år eller äldre. I skogslandskapet är den främst knuten till tallnaturskogar och restbiotoper med biologiskt gamla träd och signalerar vanligtvis skyddsvärda tallbestånd med höga naturvärden. Tallticka är typisk art för </w:t>
+      </w:r>
+      <w:r>
+        <w:rPr>
+          <w:i/>
+        </w:rPr>
+        <w:t xml:space="preserve">9010 Taiga </w:t>
+      </w:r>
+      <w:r>
+        <w:t xml:space="preserve">och </w:t>
+      </w:r>
+      <w:r>
+        <w:rPr>
+          <w:i/>
+        </w:rPr>
+        <w:t>9060 Åsbarrskog</w:t>
+      </w:r>
+      <w:r>
+        <w:t xml:space="preserve"> (SLU Artdatabanken, 2023; Nitare &amp; Skogsstyrelsen, 2019).</w:t>
+      </w:r>
+    </w:p>
+    <w:p>
+      <w:r>
+        <w:rPr>
+          <w:b/>
+        </w:rPr>
+        <w:t>Vedskivlav (NT)</w:t>
+      </w:r>
+      <w:r>
+        <w:t xml:space="preserve"> växer på gammal, torr, exponerad, hård kärnved av framförallt tall i naturskogsartade bestånd. Avverkning av tallskog av naturskogskaraktär med spår av återkommande bränder är ett hot. Mängden lämplig ved att växa på för vedskivlav minskar, dels på grund av naturlig nedbrytning men framförallt på grund av att de förstörs i samband med slutavverkningar, gallringar och markberedning. Tall- och blandbarrskogar av naturskogskaraktär med spår av återkommande bränder bör skyddas. Vedskivlav är typisk art för </w:t>
+      </w:r>
+      <w:r>
+        <w:rPr>
+          <w:i/>
+        </w:rPr>
+        <w:t>9010 Taiga</w:t>
+      </w:r>
+      <w:r>
+        <w:t xml:space="preserve"> (SLU Artdatabanken, 2024).</w:t>
+      </w:r>
+    </w:p>
+    <w:p>
+      <w:r>
+        <w:rPr>
+          <w:b/>
+        </w:rPr>
+        <w:t xml:space="preserve">Vedtrappmossa (NT) </w:t>
+      </w:r>
+      <w:r>
+        <w:t xml:space="preserve">växer på död ved, främst i gammal granskog. Den förekommer knappast alls i fjällnära barrskogar utan finns i skogslandskapet nedom fjällen och framför allt i landets södra delar är den en mycket bra signalart för barrnaturskog med höga naturvärden. Skogsavverkning och brist på grov död ved i skogen är de allvarligaste hoten och den överlever inte kalhyggesbruk. Lokaler med sluten granskog, tillräckligt stora för att säkerställa ett kontinuerligt tillskott på grova lågor, bör undantas från storskaligt skogsbruk. Vedtrappmossa är typisk art för </w:t>
+      </w:r>
+      <w:r>
+        <w:rPr>
+          <w:i/>
+        </w:rPr>
+        <w:t>9010 Taiga</w:t>
+      </w:r>
+      <w:r>
+        <w:t xml:space="preserve"> (SLU Artdatabanken, 2024).</w:t>
+      </w:r>
+    </w:p>
+    <w:p>
+      <w:r>
+        <w:rPr>
+          <w:b/>
+        </w:rPr>
+        <w:t>Flagellkvastmossa</w:t>
+      </w:r>
+      <w:r>
+        <w:t xml:space="preserve"> förekommer framför allt i tallsumpskog, men finns även i relativt torra gran- och tallskogar. Den signalerar överallt skogsmiljöer med höga naturvärden och indikerar biotoper med rik och kontinuerlig förekomst av död ved i olika nedbrytningsstadier eller barlagd torvjord. Flagellkvastmossa är typisk art för </w:t>
+      </w:r>
+      <w:r>
+        <w:rPr>
+          <w:i/>
+        </w:rPr>
+        <w:t xml:space="preserve">9010 Taiga </w:t>
+      </w:r>
+      <w:r>
+        <w:t>och</w:t>
+      </w:r>
+      <w:r>
+        <w:rPr>
+          <w:i/>
+        </w:rPr>
+        <w:t xml:space="preserve"> 9740 Skogsbevuxen myr </w:t>
+      </w:r>
+      <w:r>
+        <w:t>(SLU Artdatabanken, 2024; Nitare &amp; Skogsstyrelsen, 2019).</w:t>
+      </w:r>
+    </w:p>
+    <w:p>
+      <w:r>
+        <w:rPr>
+          <w:b/>
+        </w:rPr>
+        <w:t>Gulnål</w:t>
+      </w:r>
+      <w:r>
+        <w:t xml:space="preserve"> växer mest på murknande lövträdsved och barrträdsved och förekommer i skuggiga miljöer med hög luftfuktighet. I södra Sverige är den en relativt bra signal på biotoper med höga naturvärden och följs ofta av sällsynta arter. Gulnål är typisk art för </w:t>
+      </w:r>
+      <w:r>
+        <w:rPr>
+          <w:i/>
+        </w:rPr>
+        <w:t>9110 Näringsfattig bokskog</w:t>
+      </w:r>
+      <w:r>
+        <w:t xml:space="preserve"> och</w:t>
+      </w:r>
+      <w:r>
+        <w:rPr>
+          <w:i/>
+        </w:rPr>
+        <w:t xml:space="preserve"> 9130 Näringsrik bokskog </w:t>
+      </w:r>
+      <w:r>
+        <w:t>(Nitare &amp; Skogsstyrelsen, 2019; SLU Artdatabanken, 2025).</w:t>
+      </w:r>
+    </w:p>
+    <w:p>
+      <w:r>
+        <w:rPr>
+          <w:b/>
+        </w:rPr>
+        <w:t>Gulpudrad spiklav</w:t>
+      </w:r>
+      <w:r>
+        <w:t xml:space="preserve"> är en av de viktigaste karaktärsarterna för gamla grova ekar. Den har högt signalvärde och visar på jätteekar som ofta har en rik flora av andra sällsynta lavar. Förekomster på andra substrat än ek visar också på skyddsvärda trädbestånd. Gulpudrad spiklav är typisk art för </w:t>
+      </w:r>
+      <w:r>
+        <w:rPr>
+          <w:i/>
+        </w:rPr>
+        <w:t>9070 Trädklädd betesmark</w:t>
+      </w:r>
+      <w:r>
+        <w:t xml:space="preserve"> och </w:t>
+      </w:r>
+      <w:r>
+        <w:rPr>
+          <w:i/>
+        </w:rPr>
+        <w:t>9160 Näringsrik ekskog</w:t>
+      </w:r>
+      <w:r>
+        <w:t xml:space="preserve"> (Nitare &amp; Skogsstyrelsen, 2019; SLU Artdatabanken, 2025).</w:t>
+      </w:r>
+    </w:p>
+    <w:p>
+      <w:r>
+        <w:rPr>
+          <w:b/>
+        </w:rPr>
+        <w:t xml:space="preserve">Platt fjädermossa </w:t>
+      </w:r>
+      <w:r>
+        <w:t>växer på såväl trädstammar (särskilt bok och andra ädla lövträd) som klippor (helst basiska bergarter). Norrut förekommer den endast på basiska klippor. Rika förekomster och fynd med sporkapslar indikerar höga naturvärden och en artrik mossbiotop.</w:t>
+      </w:r>
+      <w:r>
+        <w:rPr>
+          <w:b/>
+        </w:rPr>
+        <w:t xml:space="preserve"> </w:t>
+      </w:r>
+      <w:r>
+        <w:t xml:space="preserve">Platt fjädermossa är typisk art för </w:t>
+      </w:r>
+      <w:r>
+        <w:rPr>
+          <w:i/>
+        </w:rPr>
+        <w:t>9010 Taiga,</w:t>
+      </w:r>
+      <w:r>
+        <w:t xml:space="preserve"> </w:t>
+      </w:r>
+      <w:r>
+        <w:rPr>
+          <w:i/>
+        </w:rPr>
+        <w:t>9020 Nordlig ädellövskog, 9110 Näringsfattig bokskog, 9130 Näringsrik bokskog, 9160 Näringsrik ekskog, 9180 Ädellövskog i branter</w:t>
+      </w:r>
+      <w:r>
+        <w:t xml:space="preserve"> och</w:t>
+      </w:r>
+      <w:r>
+        <w:rPr>
+          <w:i/>
+        </w:rPr>
+        <w:t xml:space="preserve"> 9190 Näringsfattig ekskog </w:t>
+      </w:r>
+      <w:r>
+        <w:t>(Nitare &amp; Skogsstyrelsen, 2019; SLU Artdatabanken, 2025).</w:t>
+      </w:r>
+    </w:p>
+    <w:p>
+      <w:r>
+        <w:rPr>
+          <w:b/>
+        </w:rPr>
+        <w:t xml:space="preserve">Rostfläck </w:t>
+      </w:r>
+      <w:r>
+        <w:t xml:space="preserve">signalerar framför allt höga naturvärden i östra Sverige samt norr om den naturliga norrlandsgränsen. Arten indikerar här skogsmiljöer som under lång tid haft ett konstant fuktigt mikroklimat. Rika förekomster i Norrland visar sannolikt på bestånd med långvarig kontinuitet av gamla träd. När laven påträffas i alkärr signalerar den höga naturvärden inom hela sitt utbredningsområde. Rostfläck är typisk art för </w:t>
+      </w:r>
+      <w:r>
+        <w:rPr>
+          <w:i/>
+        </w:rPr>
+        <w:t xml:space="preserve">9190 Näringsfattig ekskog </w:t>
+      </w:r>
+      <w:r>
+        <w:t>(Nitare &amp; Skogsstyrelsen, 2019; SLU Artdatabanken, 2025).</w:t>
+      </w:r>
+    </w:p>
+    <w:p>
+      <w:r>
+        <w:rPr>
+          <w:b/>
+        </w:rPr>
+        <w:t>Sotlav</w:t>
+      </w:r>
+      <w:r>
+        <w:t xml:space="preserve"> är överallt en mycket bra signalart och visar alltid på skogsmiljöer med höga naturvärden. Den indikerar långvarig förekomst av gamla eller döda träd. På lavens växtlokaler finns vanligen många andra ovanliga arter. Sotlav är typisk art för </w:t>
+      </w:r>
+      <w:r>
+        <w:rPr>
+          <w:i/>
+        </w:rPr>
+        <w:t xml:space="preserve">9010 Taiga </w:t>
+      </w:r>
+      <w:r>
+        <w:t>och</w:t>
+      </w:r>
+      <w:r>
+        <w:rPr>
+          <w:i/>
+        </w:rPr>
+        <w:t xml:space="preserve"> 9070 Trädklädd betesmark</w:t>
+      </w:r>
+      <w:r>
+        <w:t xml:space="preserve"> (Nitare &amp; Skogsstyrelsen, 2019; SLU Artdatabanken, 2025).</w:t>
       </w:r>
     </w:p>
     <w:p>
@@ -290,408 +668,6 @@
       </w:r>
       <w:r>
         <w:t xml:space="preserve"> (SLU Artdatabanken, 2025).</w:t>
-      </w:r>
-    </w:p>
-    <w:p>
-      <w:pPr>
-        <w:pStyle w:val="Heading2"/>
-      </w:pPr>
-      <w:r>
-        <w:t>Övriga naturvårdsarter</w:t>
-      </w:r>
-    </w:p>
-    <w:p>
-      <w:r>
-        <w:rPr>
-          <w:b/>
-        </w:rPr>
-        <w:t>Brunpudrad nållav (NT)</w:t>
-      </w:r>
-      <w:r>
-        <w:t xml:space="preserve"> är beroende av hög, jämn luftfuktighet och kan påträffas i fuktiga skogar av naturskogskaraktär, ofta i sumpgranskog eller andra sumpskogar. Arten är placerad högst upp i Skogsstyrelsens värdepyramid för bedömning av skog med höga naturvärden och förekomster bör undantas från skogsbruksåtgärder. Brunpudrad nållav är typisk art för </w:t>
-      </w:r>
-      <w:r>
-        <w:rPr>
-          <w:i/>
-        </w:rPr>
-        <w:t>9010 Taiga</w:t>
-      </w:r>
-      <w:r>
-        <w:t xml:space="preserve"> (SLU Artdatabanken, 2024; Nitare &amp; Skogsstyrelsen, 2019).</w:t>
-      </w:r>
-    </w:p>
-    <w:p>
-      <w:r>
-        <w:rPr>
-          <w:b/>
-        </w:rPr>
-        <w:t>Dvärgbägarlav (NT)</w:t>
-      </w:r>
-      <w:r>
-        <w:t xml:space="preserve"> förekommer över hela Sverige på gammal hård ved, huvudsakligen på tall men i södra Sverige även på ek. Veden utgörs framförallt av grova stubbar, lågor och grenar. Substratet har blivit sällsyntare och nybildning av substrat sker bara i begränsad omfattning. Arten hotas av att grova lågor blir allt sällsyntare i dagens kulturskogar samt att nybildningen av lämpliga substrat går mycket långsamt. En riklig tillgång på gamla tall- eller eklågor måste säkerställas på artens lokaler. Dvärgbägarlav är typisk art för </w:t>
-      </w:r>
-      <w:r>
-        <w:rPr>
-          <w:i/>
-        </w:rPr>
-        <w:t>9010 Taiga</w:t>
-      </w:r>
-      <w:r>
-        <w:t xml:space="preserve"> (SLU Artdatabanken, 2024; Nitare &amp; Skogsstyrelsen, 2019).</w:t>
-      </w:r>
-    </w:p>
-    <w:p>
-      <w:r>
-        <w:rPr>
-          <w:b/>
-        </w:rPr>
-        <w:t>Ekpricklav (VU)</w:t>
-      </w:r>
-      <w:r>
-        <w:t xml:space="preserve"> växer främst på mycket gamla ekar med grov sprickbark i skogsmiljöer med hög och jämn luftfuktighet. Arten förekommer inte i öppna ekhagar. Denna typ av ekar är sällsynta och nyskapas i mycket begränsad omfattning. Lämpliga biotoper måste bevaras och ett tillräckligt antal unga träd måste tillåtas bli mycket gamla för att på lång sikt ersätta de nuvarande gammelträden. På ekpricklav kan den mycket sällsynta svartspiken </w:t>
-      </w:r>
-      <w:r>
-        <w:rPr>
-          <w:i/>
-        </w:rPr>
-        <w:t>Chaenothecopsis retinens</w:t>
-      </w:r>
-      <w:r>
-        <w:t xml:space="preserve"> (DD) påträffas (SLU Artdatabanken, 2026).</w:t>
-      </w:r>
-    </w:p>
-    <w:p>
-      <w:r>
-        <w:rPr>
-          <w:b/>
-        </w:rPr>
-        <w:t>Flagellkvastmossa</w:t>
-      </w:r>
-      <w:r>
-        <w:t xml:space="preserve"> förekommer framför allt i tallsumpskog, men finns även i relativt torra gran- och tallskogar. Den signalerar överallt skogsmiljöer med höga naturvärden och indikerar biotoper med rik och kontinuerlig förekomst av död ved i olika nedbrytningsstadier eller barlagd torvjord. Flagellkvastmossa är typisk art för </w:t>
-      </w:r>
-      <w:r>
-        <w:rPr>
-          <w:i/>
-        </w:rPr>
-        <w:t xml:space="preserve">9010 Taiga </w:t>
-      </w:r>
-      <w:r>
-        <w:t>och</w:t>
-      </w:r>
-      <w:r>
-        <w:rPr>
-          <w:i/>
-        </w:rPr>
-        <w:t xml:space="preserve"> 9740 Skogsbevuxen myr </w:t>
-      </w:r>
-      <w:r>
-        <w:t>(SLU Artdatabanken, 2024; Nitare &amp; Skogsstyrelsen, 2019).</w:t>
-      </w:r>
-    </w:p>
-    <w:p>
-      <w:r>
-        <w:rPr>
-          <w:b/>
-        </w:rPr>
-        <w:t>Gulnål</w:t>
-      </w:r>
-      <w:r>
-        <w:t xml:space="preserve"> växer mest på murknande lövträdsved och barrträdsved och förekommer i skuggiga miljöer med hög luftfuktighet. I södra Sverige är den en relativt bra signal på biotoper med höga naturvärden och följs ofta av sällsynta arter. Gulnål är typisk art för </w:t>
-      </w:r>
-      <w:r>
-        <w:rPr>
-          <w:i/>
-        </w:rPr>
-        <w:t>9110 Näringsfattig bokskog</w:t>
-      </w:r>
-      <w:r>
-        <w:t xml:space="preserve"> och</w:t>
-      </w:r>
-      <w:r>
-        <w:rPr>
-          <w:i/>
-        </w:rPr>
-        <w:t xml:space="preserve"> 9130 Näringsrik bokskog </w:t>
-      </w:r>
-      <w:r>
-        <w:t>(Nitare &amp; Skogsstyrelsen, 2019; SLU Artdatabanken, 2025).</w:t>
-      </w:r>
-    </w:p>
-    <w:p>
-      <w:r>
-        <w:rPr>
-          <w:b/>
-        </w:rPr>
-        <w:t>Gulpudrad spiklav</w:t>
-      </w:r>
-      <w:r>
-        <w:t xml:space="preserve"> är en av de viktigaste karaktärsarterna för gamla grova ekar. Den har högt signalvärde och visar på jätteekar som ofta har en rik flora av andra sällsynta lavar. Förekomster på andra substrat än ek visar också på skyddsvärda trädbestånd. Gulpudrad spiklav är typisk art för </w:t>
-      </w:r>
-      <w:r>
-        <w:rPr>
-          <w:i/>
-        </w:rPr>
-        <w:t>9070 Trädklädd betesmark</w:t>
-      </w:r>
-      <w:r>
-        <w:t xml:space="preserve"> och </w:t>
-      </w:r>
-      <w:r>
-        <w:rPr>
-          <w:i/>
-        </w:rPr>
-        <w:t>9160 Näringsrik ekskog</w:t>
-      </w:r>
-      <w:r>
-        <w:t xml:space="preserve"> (Nitare &amp; Skogsstyrelsen, 2019; SLU Artdatabanken, 2025).</w:t>
-      </w:r>
-    </w:p>
-    <w:p>
-      <w:r>
-        <w:rPr>
-          <w:b/>
-        </w:rPr>
-        <w:t xml:space="preserve">Motaggsvamp (NT) </w:t>
-      </w:r>
-      <w:r>
-        <w:t xml:space="preserve">bildar mykorrhiza med tall i tallskog och hittas huvudsakligen i äldre, glesare skogsbestånd och hällmarksimpediment. Arten hotas främst av skogsavverkning och tycks försvinna efter slutavverkning, markberedning och plantering. Motaggsvamp är typisk art för </w:t>
-      </w:r>
-      <w:r>
-        <w:rPr>
-          <w:i/>
-        </w:rPr>
-        <w:t>9010 Taiga</w:t>
-      </w:r>
-      <w:r>
-        <w:t xml:space="preserve"> (SLU Artdatabanken, 2024).</w:t>
-      </w:r>
-    </w:p>
-    <w:p>
-      <w:r>
-        <w:rPr>
-          <w:b/>
-        </w:rPr>
-        <w:t>Oxtungssvamp (NT)</w:t>
-      </w:r>
-      <w:r>
-        <w:t xml:space="preserve"> växer nästan uteslutande på flerhundraåriga jätteekar i kulturlandskapet, till exempel i ekhagar och vid vägkanter, men kan även leva kvar på dess träd i mer slutna bestånd. Arten hotas av avverkning av värdträd och passande värdträd runt fyndplatserna samt av att olikåldriga bestånd med grov ek i hagmarks- och skogsmiljö avverkas (SLU Artdatabanken, 2024; Nitare &amp; Skogsstyrelsen, 2019).</w:t>
-      </w:r>
-    </w:p>
-    <w:p>
-      <w:r>
-        <w:rPr>
-          <w:b/>
-        </w:rPr>
-        <w:t xml:space="preserve">Parknål (NT) </w:t>
-      </w:r>
-      <w:r>
-        <w:t>växer söder om Dalälven på gamla ädellövträd och i norra Sverige på mycket gamla sälgar i skogar med hög och jämn luftfuktighet. Ofta förekommer den tillsammans med andra rödlistade knappnålslavar. Lämpliga träd nyskapas i begränsad omfattning. Spara grova träd, restaurera hag- och slåttermarker och öppna runt grova ekar som nu är kraftigt beskuggade. Förekomsterna i norra Sverige måste skyddas (SLU Artdatabanken, 2025).</w:t>
-      </w:r>
-    </w:p>
-    <w:p>
-      <w:r>
-        <w:rPr>
-          <w:b/>
-        </w:rPr>
-        <w:t xml:space="preserve">Platt fjädermossa </w:t>
-      </w:r>
-      <w:r>
-        <w:t>växer på såväl trädstammar (särskilt bok och andra ädla lövträd) som klippor (helst basiska bergarter). Norrut förekommer den endast på basiska klippor. Rika förekomster och fynd med sporkapslar indikerar höga naturvärden och en artrik mossbiotop.</w:t>
-      </w:r>
-      <w:r>
-        <w:rPr>
-          <w:b/>
-        </w:rPr>
-        <w:t xml:space="preserve"> </w:t>
-      </w:r>
-      <w:r>
-        <w:t xml:space="preserve">Platt fjädermossa är typisk art för </w:t>
-      </w:r>
-      <w:r>
-        <w:rPr>
-          <w:i/>
-        </w:rPr>
-        <w:t>9010 Taiga,</w:t>
-      </w:r>
-      <w:r>
-        <w:t xml:space="preserve"> </w:t>
-      </w:r>
-      <w:r>
-        <w:rPr>
-          <w:i/>
-        </w:rPr>
-        <w:t>9020 Nordlig ädellövskog, 9110 Näringsfattig bokskog, 9130 Näringsrik bokskog, 9160 Näringsrik ekskog, 9180 Ädellövskog i branter</w:t>
-      </w:r>
-      <w:r>
-        <w:t xml:space="preserve"> och</w:t>
-      </w:r>
-      <w:r>
-        <w:rPr>
-          <w:i/>
-        </w:rPr>
-        <w:t xml:space="preserve"> 9190 Näringsfattig ekskog </w:t>
-      </w:r>
-      <w:r>
-        <w:t>(Nitare &amp; Skogsstyrelsen, 2019; SLU Artdatabanken, 2025).</w:t>
-      </w:r>
-    </w:p>
-    <w:p>
-      <w:r>
-        <w:rPr>
-          <w:b/>
-        </w:rPr>
-        <w:t xml:space="preserve">Rostfläck </w:t>
-      </w:r>
-      <w:r>
-        <w:t xml:space="preserve">signalerar framför allt höga naturvärden i östra Sverige samt norr om den naturliga norrlandsgränsen. Arten indikerar här skogsmiljöer som under lång tid haft ett konstant fuktigt mikroklimat. Rika förekomster i Norrland visar sannolikt på bestånd med långvarig kontinuitet av gamla träd. När laven påträffas i alkärr signalerar den höga naturvärden inom hela sitt utbredningsområde. Rostfläck är typisk art för </w:t>
-      </w:r>
-      <w:r>
-        <w:rPr>
-          <w:i/>
-        </w:rPr>
-        <w:t xml:space="preserve">9190 Näringsfattig ekskog </w:t>
-      </w:r>
-      <w:r>
-        <w:t>(Nitare &amp; Skogsstyrelsen, 2019; SLU Artdatabanken, 2025).</w:t>
-      </w:r>
-    </w:p>
-    <w:p>
-      <w:r>
-        <w:rPr>
-          <w:b/>
-        </w:rPr>
-        <w:t>Rödbrun blekspik (NT)</w:t>
-      </w:r>
-      <w:r>
-        <w:t xml:space="preserve"> växer i norra Sverige på bark och ved av björk och gran i skogar med hög och jämn luftfuktighet. I södra Sverige växer den främst på ek i öppna åldriga lövskogar. I norra delen av sitt utbredningsområde hotas arten av slutavverkningar av gamla granskogar. I den södra delen av landet hotas den genom de åldriga lövskogarnas tillbakagång och särskilt ekhagarnas igenväxning och genom plantering av sådan mark med barrskog. Rödbrun blekspik är typisk art för </w:t>
-      </w:r>
-      <w:r>
-        <w:rPr>
-          <w:i/>
-        </w:rPr>
-        <w:t xml:space="preserve">9010 Taiga, 9020 Nordlig ädellövskog, 9070 Trädklädd betesmark, 9160 Näringsrik ekskog </w:t>
-      </w:r>
-      <w:r>
-        <w:t xml:space="preserve">och </w:t>
-      </w:r>
-      <w:r>
-        <w:rPr>
-          <w:i/>
-        </w:rPr>
-        <w:t>9180 Ädellövskog i branter</w:t>
-      </w:r>
-      <w:r>
-        <w:t xml:space="preserve"> och signalerar alltid höga naturvärden (SLU Artdatabanken, 2024; Nitare &amp; Skogsstyrelsen, 2019).</w:t>
-      </w:r>
-    </w:p>
-    <w:p>
-      <w:r>
-        <w:rPr>
-          <w:b/>
-        </w:rPr>
-        <w:t xml:space="preserve">Skeppsvarvsfluga (NT) </w:t>
-      </w:r>
-      <w:r>
-        <w:t>är en skalbagge vars larvutveckling sker i solexponerad hård ved av stående döda eller levande lövträd, i norra Europa endast ek, i Central- och Sydeuropa även bok och kastanj. Fullbildade skalbaggar påträffas under högsommaren, ofta flygande runt lämpliga värdträd varma eftermiddagar. Arten påverkas negativt av brist på död ved och en minskning av populationen pågår eller förväntas ske. Minskningen avser kvalitén på artens habitat (SLU Artdatabanken, 2025).</w:t>
-      </w:r>
-    </w:p>
-    <w:p>
-      <w:r>
-        <w:rPr>
-          <w:b/>
-        </w:rPr>
-        <w:t>Sotlav</w:t>
-      </w:r>
-      <w:r>
-        <w:t xml:space="preserve"> är överallt en mycket bra signalart och visar alltid på skogsmiljöer med höga naturvärden. Den indikerar långvarig förekomst av gamla eller döda träd. På lavens växtlokaler finns vanligen många andra ovanliga arter. Sotlav är typisk art för </w:t>
-      </w:r>
-      <w:r>
-        <w:rPr>
-          <w:i/>
-        </w:rPr>
-        <w:t xml:space="preserve">9010 Taiga </w:t>
-      </w:r>
-      <w:r>
-        <w:t>och</w:t>
-      </w:r>
-      <w:r>
-        <w:rPr>
-          <w:i/>
-        </w:rPr>
-        <w:t xml:space="preserve"> 9070 Trädklädd betesmark</w:t>
-      </w:r>
-      <w:r>
-        <w:t xml:space="preserve"> (Nitare &amp; Skogsstyrelsen, 2019; SLU Artdatabanken, 2025).</w:t>
-      </w:r>
-    </w:p>
-    <w:p>
-      <w:r>
-        <w:rPr>
-          <w:b/>
-        </w:rPr>
-        <w:t xml:space="preserve">Tallticka (NT) </w:t>
-      </w:r>
-      <w:r>
-        <w:t xml:space="preserve">uppträder först på tallar som är 100–150 år gamla men är vanligast på träd som är runt 150–200 år eller äldre. I skogslandskapet är den främst knuten till tallnaturskogar och restbiotoper med biologiskt gamla träd och signalerar vanligtvis skyddsvärda tallbestånd med höga naturvärden. Tallticka är typisk art för </w:t>
-      </w:r>
-      <w:r>
-        <w:rPr>
-          <w:i/>
-        </w:rPr>
-        <w:t xml:space="preserve">9010 Taiga </w:t>
-      </w:r>
-      <w:r>
-        <w:t xml:space="preserve">och </w:t>
-      </w:r>
-      <w:r>
-        <w:rPr>
-          <w:i/>
-        </w:rPr>
-        <w:t>9060 Åsbarrskog</w:t>
-      </w:r>
-      <w:r>
-        <w:t xml:space="preserve"> (SLU Artdatabanken, 2023; Nitare &amp; Skogsstyrelsen, 2019).</w:t>
-      </w:r>
-    </w:p>
-    <w:p>
-      <w:r>
-        <w:rPr>
-          <w:b/>
-        </w:rPr>
-        <w:t>Vedskivlav (NT)</w:t>
-      </w:r>
-      <w:r>
-        <w:t xml:space="preserve"> växer på gammal, torr, exponerad, hård kärnved av framförallt tall i naturskogsartade bestånd. Avverkning av tallskog av naturskogskaraktär med spår av återkommande bränder är ett hot. Mängden lämplig ved att växa på för vedskivlav minskar, dels på grund av naturlig nedbrytning men framförallt på grund av att de förstörs i samband med slutavverkningar, gallringar och markberedning. Tall- och blandbarrskogar av naturskogskaraktär med spår av återkommande bränder bör skyddas. Vedskivlav är typisk art för </w:t>
-      </w:r>
-      <w:r>
-        <w:rPr>
-          <w:i/>
-        </w:rPr>
-        <w:t>9010 Taiga</w:t>
-      </w:r>
-      <w:r>
-        <w:t xml:space="preserve"> (SLU Artdatabanken, 2024).</w:t>
-      </w:r>
-    </w:p>
-    <w:p>
-      <w:r>
-        <w:rPr>
-          <w:b/>
-        </w:rPr>
-        <w:t xml:space="preserve">Vedtrappmossa (NT) </w:t>
-      </w:r>
-      <w:r>
-        <w:t xml:space="preserve">växer på död ved, främst i gammal granskog. Den förekommer knappast alls i fjällnära barrskogar utan finns i skogslandskapet nedom fjällen och framför allt i landets södra delar är den en mycket bra signalart för barrnaturskog med höga naturvärden. Skogsavverkning och brist på grov död ved i skogen är de allvarligaste hoten och den överlever inte kalhyggesbruk. Lokaler med sluten granskog, tillräckligt stora för att säkerställa ett kontinuerligt tillskott på grova lågor, bör undantas från storskaligt skogsbruk. Vedtrappmossa är typisk art för </w:t>
-      </w:r>
-      <w:r>
-        <w:rPr>
-          <w:i/>
-        </w:rPr>
-        <w:t>9010 Taiga</w:t>
-      </w:r>
-      <w:r>
-        <w:t xml:space="preserve"> (SLU Artdatabanken, 2024).</w:t>
       </w:r>
     </w:p>
     <w:p>
@@ -1099,7 +1075,7 @@
     <w:r>
       <w:tab/>
       <w:tab/>
-      <w:t>2026-06-20</w:t>
+      <w:t>2026-06-21</w:t>
       <w:br/>
       <w:br/>
     </w:r>

--- a/klagomål/A 10943-2026 FSC-klagomål.docx
+++ b/klagomål/A 10943-2026 FSC-klagomål.docx
@@ -1075,7 +1075,7 @@
     <w:r>
       <w:tab/>
       <w:tab/>
-      <w:t>2026-06-21</w:t>
+      <w:t>2026-06-22</w:t>
       <w:br/>
       <w:br/>
     </w:r>

--- a/klagomål/A 10943-2026 FSC-klagomål.docx
+++ b/klagomål/A 10943-2026 FSC-klagomål.docx
@@ -1075,7 +1075,7 @@
     <w:r>
       <w:tab/>
       <w:tab/>
-      <w:t>2026-06-22</w:t>
+      <w:t>2026-06-23</w:t>
       <w:br/>
       <w:br/>
     </w:r>

--- a/klagomål/A 10943-2026 FSC-klagomål.docx
+++ b/klagomål/A 10943-2026 FSC-klagomål.docx
@@ -1075,7 +1075,7 @@
     <w:r>
       <w:tab/>
       <w:tab/>
-      <w:t>2026-06-23</w:t>
+      <w:t>2026-06-24</w:t>
       <w:br/>
       <w:br/>
     </w:r>

--- a/klagomål/A 10943-2026 FSC-klagomål.docx
+++ b/klagomål/A 10943-2026 FSC-klagomål.docx
@@ -1075,7 +1075,7 @@
     <w:r>
       <w:tab/>
       <w:tab/>
-      <w:t>2026-06-24</w:t>
+      <w:t>2026-06-25</w:t>
       <w:br/>
       <w:br/>
     </w:r>

--- a/klagomål/A 10943-2026 FSC-klagomål.docx
+++ b/klagomål/A 10943-2026 FSC-klagomål.docx
@@ -1075,7 +1075,7 @@
     <w:r>
       <w:tab/>
       <w:tab/>
-      <w:t>2026-06-25</w:t>
+      <w:t>2026-06-26</w:t>
       <w:br/>
       <w:br/>
     </w:r>

--- a/klagomål/A 10943-2026 FSC-klagomål.docx
+++ b/klagomål/A 10943-2026 FSC-klagomål.docx
@@ -1075,7 +1075,7 @@
     <w:r>
       <w:tab/>
       <w:tab/>
-      <w:t>2026-06-26</w:t>
+      <w:t>2026-06-27</w:t>
       <w:br/>
       <w:br/>
     </w:r>

--- a/klagomål/A 10943-2026 FSC-klagomål.docx
+++ b/klagomål/A 10943-2026 FSC-klagomål.docx
@@ -1075,7 +1075,7 @@
     <w:r>
       <w:tab/>
       <w:tab/>
-      <w:t>2026-06-27</w:t>
+      <w:t>2026-06-28</w:t>
       <w:br/>
       <w:br/>
     </w:r>

--- a/klagomål/A 10943-2026 FSC-klagomål.docx
+++ b/klagomål/A 10943-2026 FSC-klagomål.docx
@@ -1075,7 +1075,7 @@
     <w:r>
       <w:tab/>
       <w:tab/>
-      <w:t>2026-06-28</w:t>
+      <w:t>2026-06-29</w:t>
       <w:br/>
       <w:br/>
     </w:r>

--- a/klagomål/A 10943-2026 FSC-klagomål.docx
+++ b/klagomål/A 10943-2026 FSC-klagomål.docx
@@ -1075,7 +1075,7 @@
     <w:r>
       <w:tab/>
       <w:tab/>
-      <w:t>2026-06-29</w:t>
+      <w:t>2026-06-30</w:t>
       <w:br/>
       <w:br/>
     </w:r>

--- a/klagomål/A 10943-2026 FSC-klagomål.docx
+++ b/klagomål/A 10943-2026 FSC-klagomål.docx
@@ -1075,7 +1075,7 @@
     <w:r>
       <w:tab/>
       <w:tab/>
-      <w:t>2026-06-30</w:t>
+      <w:t>2026-07-01</w:t>
       <w:br/>
       <w:br/>
     </w:r>

--- a/klagomål/A 10943-2026 FSC-klagomål.docx
+++ b/klagomål/A 10943-2026 FSC-klagomål.docx
@@ -1075,7 +1075,7 @@
     <w:r>
       <w:tab/>
       <w:tab/>
-      <w:t>2026-07-01</w:t>
+      <w:t>2026-07-02</w:t>
       <w:br/>
       <w:br/>
     </w:r>

--- a/klagomål/A 10943-2026 FSC-klagomål.docx
+++ b/klagomål/A 10943-2026 FSC-klagomål.docx
@@ -1075,7 +1075,7 @@
     <w:r>
       <w:tab/>
       <w:tab/>
-      <w:t>2026-07-13</w:t>
+      <w:t>2026-07-14</w:t>
       <w:br/>
       <w:br/>
     </w:r>

--- a/klagomål/A 10943-2026 FSC-klagomål.docx
+++ b/klagomål/A 10943-2026 FSC-klagomål.docx
@@ -1075,7 +1075,7 @@
     <w:r>
       <w:tab/>
       <w:tab/>
-      <w:t>2026-07-14</w:t>
+      <w:t>2026-07-15</w:t>
       <w:br/>
       <w:br/>
     </w:r>

--- a/klagomål/A 10943-2026 FSC-klagomål.docx
+++ b/klagomål/A 10943-2026 FSC-klagomål.docx
@@ -1075,7 +1075,7 @@
     <w:r>
       <w:tab/>
       <w:tab/>
-      <w:t>2026-07-15</w:t>
+      <w:t>2026-07-16</w:t>
       <w:br/>
       <w:br/>
     </w:r>

--- a/klagomål/A 10943-2026 FSC-klagomål.docx
+++ b/klagomål/A 10943-2026 FSC-klagomål.docx
@@ -1075,7 +1075,7 @@
     <w:r>
       <w:tab/>
       <w:tab/>
-      <w:t>2026-07-16</w:t>
+      <w:t>2026-07-17</w:t>
       <w:br/>
       <w:br/>
     </w:r>

--- a/klagomål/A 10943-2026 FSC-klagomål.docx
+++ b/klagomål/A 10943-2026 FSC-klagomål.docx
@@ -1075,7 +1075,7 @@
     <w:r>
       <w:tab/>
       <w:tab/>
-      <w:t>2026-07-17</w:t>
+      <w:t>2026-07-18</w:t>
       <w:br/>
       <w:br/>
     </w:r>

--- a/klagomål/A 10943-2026 FSC-klagomål.docx
+++ b/klagomål/A 10943-2026 FSC-klagomål.docx
@@ -1075,7 +1075,7 @@
     <w:r>
       <w:tab/>
       <w:tab/>
-      <w:t>2026-07-18</w:t>
+      <w:t>2026-07-19</w:t>
       <w:br/>
       <w:br/>
     </w:r>

--- a/klagomål/A 10943-2026 FSC-klagomål.docx
+++ b/klagomål/A 10943-2026 FSC-klagomål.docx
@@ -1075,7 +1075,7 @@
     <w:r>
       <w:tab/>
       <w:tab/>
-      <w:t>2026-07-19</w:t>
+      <w:t>2026-07-20</w:t>
       <w:br/>
       <w:br/>
     </w:r>

--- a/klagomål/A 10943-2026 FSC-klagomål.docx
+++ b/klagomål/A 10943-2026 FSC-klagomål.docx
@@ -1075,7 +1075,7 @@
     <w:r>
       <w:tab/>
       <w:tab/>
-      <w:t>2026-07-20</w:t>
+      <w:t>2026-07-21</w:t>
       <w:br/>
       <w:br/>
     </w:r>

--- a/klagomål/A 10943-2026 FSC-klagomål.docx
+++ b/klagomål/A 10943-2026 FSC-klagomål.docx
@@ -1075,7 +1075,7 @@
     <w:r>
       <w:tab/>
       <w:tab/>
-      <w:t>2026-07-21</w:t>
+      <w:t>2026-07-22</w:t>
       <w:br/>
       <w:br/>
     </w:r>

--- a/klagomål/A 10943-2026 FSC-klagomål.docx
+++ b/klagomål/A 10943-2026 FSC-klagomål.docx
@@ -1075,7 +1075,7 @@
     <w:r>
       <w:tab/>
       <w:tab/>
-      <w:t>2026-07-22</w:t>
+      <w:t>2026-07-23</w:t>
       <w:br/>
       <w:br/>
     </w:r>

--- a/klagomål/A 10943-2026 FSC-klagomål.docx
+++ b/klagomål/A 10943-2026 FSC-klagomål.docx
@@ -1075,7 +1075,7 @@
     <w:r>
       <w:tab/>
       <w:tab/>
-      <w:t>2026-07-23</w:t>
+      <w:t>2026-07-24</w:t>
       <w:br/>
       <w:br/>
     </w:r>

--- a/klagomål/A 10943-2026 FSC-klagomål.docx
+++ b/klagomål/A 10943-2026 FSC-klagomål.docx
@@ -1075,7 +1075,7 @@
     <w:r>
       <w:tab/>
       <w:tab/>
-      <w:t>2026-07-24</w:t>
+      <w:t>2026-07-25</w:t>
       <w:br/>
       <w:br/>
     </w:r>

--- a/klagomål/A 10943-2026 FSC-klagomål.docx
+++ b/klagomål/A 10943-2026 FSC-klagomål.docx
@@ -1075,7 +1075,7 @@
     <w:r>
       <w:tab/>
       <w:tab/>
-      <w:t>2026-07-25</w:t>
+      <w:t>2026-07-26</w:t>
       <w:br/>
       <w:br/>
     </w:r>

--- a/klagomål/A 10943-2026 FSC-klagomål.docx
+++ b/klagomål/A 10943-2026 FSC-klagomål.docx
@@ -1075,7 +1075,7 @@
     <w:r>
       <w:tab/>
       <w:tab/>
-      <w:t>2026-07-26</w:t>
+      <w:t>2026-07-27</w:t>
       <w:br/>
       <w:br/>
     </w:r>

--- a/klagomål/A 10943-2026 FSC-klagomål.docx
+++ b/klagomål/A 10943-2026 FSC-klagomål.docx
@@ -1075,7 +1075,7 @@
     <w:r>
       <w:tab/>
       <w:tab/>
-      <w:t>2026-07-27</w:t>
+      <w:t>2026-07-28</w:t>
       <w:br/>
       <w:br/>
     </w:r>

--- a/klagomål/A 10943-2026 FSC-klagomål.docx
+++ b/klagomål/A 10943-2026 FSC-klagomål.docx
@@ -1075,7 +1075,7 @@
     <w:r>
       <w:tab/>
       <w:tab/>
-      <w:t>2026-07-28</w:t>
+      <w:t>2026-07-29</w:t>
       <w:br/>
       <w:br/>
     </w:r>

--- a/klagomål/A 10943-2026 FSC-klagomål.docx
+++ b/klagomål/A 10943-2026 FSC-klagomål.docx
@@ -1075,7 +1075,7 @@
     <w:r>
       <w:tab/>
       <w:tab/>
-      <w:t>2026-07-29</w:t>
+      <w:t>2026-07-30</w:t>
       <w:br/>
       <w:br/>
     </w:r>

--- a/klagomål/A 10943-2026 FSC-klagomål.docx
+++ b/klagomål/A 10943-2026 FSC-klagomål.docx
@@ -1075,7 +1075,7 @@
     <w:r>
       <w:tab/>
       <w:tab/>
-      <w:t>2026-07-30</w:t>
+      <w:t>2026-07-31</w:t>
       <w:br/>
       <w:br/>
     </w:r>

--- a/klagomål/A 10943-2026 FSC-klagomål.docx
+++ b/klagomål/A 10943-2026 FSC-klagomål.docx
@@ -1075,7 +1075,7 @@
     <w:r>
       <w:tab/>
       <w:tab/>
-      <w:t>2026-07-31</w:t>
+      <w:t>2026-08-01</w:t>
       <w:br/>
       <w:br/>
     </w:r>

--- a/klagomål/A 10943-2026 FSC-klagomål.docx
+++ b/klagomål/A 10943-2026 FSC-klagomål.docx
@@ -1075,7 +1075,7 @@
     <w:r>
       <w:tab/>
       <w:tab/>
-      <w:t>2026-08-01</w:t>
+      <w:t>2026-08-02</w:t>
       <w:br/>
       <w:br/>
     </w:r>

--- a/klagomål/A 10943-2026 FSC-klagomål.docx
+++ b/klagomål/A 10943-2026 FSC-klagomål.docx
@@ -1075,7 +1075,7 @@
     <w:r>
       <w:tab/>
       <w:tab/>
-      <w:t>2026-08-02</w:t>
+      <w:t>2026-08-03</w:t>
       <w:br/>
       <w:br/>
     </w:r>

--- a/klagomål/A 10943-2026 FSC-klagomål.docx
+++ b/klagomål/A 10943-2026 FSC-klagomål.docx
@@ -1075,7 +1075,7 @@
     <w:r>
       <w:tab/>
       <w:tab/>
-      <w:t>2026-08-03</w:t>
+      <w:t>2026-08-05</w:t>
       <w:br/>
       <w:br/>
     </w:r>

--- a/klagomål/A 10943-2026 FSC-klagomål.docx
+++ b/klagomål/A 10943-2026 FSC-klagomål.docx
@@ -1075,7 +1075,7 @@
     <w:r>
       <w:tab/>
       <w:tab/>
-      <w:t>2026-08-05</w:t>
+      <w:t>2026-08-07</w:t>
       <w:br/>
       <w:br/>
     </w:r>

--- a/klagomål/A 10943-2026 FSC-klagomål.docx
+++ b/klagomål/A 10943-2026 FSC-klagomål.docx
@@ -1075,7 +1075,7 @@
     <w:r>
       <w:tab/>
       <w:tab/>
-      <w:t>2026-08-07</w:t>
+      <w:t>2026-08-08</w:t>
       <w:br/>
       <w:br/>
     </w:r>

--- a/klagomål/A 10943-2026 FSC-klagomål.docx
+++ b/klagomål/A 10943-2026 FSC-klagomål.docx
@@ -216,7 +216,7 @@
         <w:spacing w:after="240"/>
       </w:pPr>
       <w:r>
-        <w:t>Figur 1. Fyndplatser för naturvårdsarter i och inom 23 meter från avverkningsanmälan. Markörer utan svart kant är placerade på fyndplatsen. Markörer med svart kant är placerade vid sidan av fyndplatsen har ett svart streck som visar fyndplatsens exakta position. Kartans mittpunktskoordinat är N 6556225, E 636402 i SWEREF 99 TM.</w:t>
+        <w:t>Figur 1. Fyndplatser för naturvårdsarter i och inom 23 meter från avverkningsanmälan. Markörer utan svart kant är placerade på fyndplatsen. Markörer med svart kant är placerade vid sidan av fyndplatsen och har ett svart streck som visar fyndplatsens exakta position. Kartans mittpunktskoordinat är N 6556225, E 636402 i SWEREF 99 TM.</w:t>
       </w:r>
     </w:p>
     <w:p>
@@ -1075,7 +1075,7 @@
     <w:r>
       <w:tab/>
       <w:tab/>
-      <w:t>2026-08-14</w:t>
+      <w:t>2026-08-15</w:t>
       <w:br/>
       <w:br/>
     </w:r>

--- a/klagomål/A 10943-2026 FSC-klagomål.docx
+++ b/klagomål/A 10943-2026 FSC-klagomål.docx
@@ -1075,7 +1075,7 @@
     <w:r>
       <w:tab/>
       <w:tab/>
-      <w:t>2026-08-15</w:t>
+      <w:t>2026-08-16</w:t>
       <w:br/>
       <w:br/>
     </w:r>

--- a/klagomål/A 10943-2026 FSC-klagomål.docx
+++ b/klagomål/A 10943-2026 FSC-klagomål.docx
@@ -1075,7 +1075,7 @@
     <w:r>
       <w:tab/>
       <w:tab/>
-      <w:t>2026-08-16</w:t>
+      <w:t>2026-08-17</w:t>
       <w:br/>
       <w:br/>
     </w:r>

--- a/klagomål/A 10943-2026 FSC-klagomål.docx
+++ b/klagomål/A 10943-2026 FSC-klagomål.docx
@@ -1075,7 +1075,7 @@
     <w:r>
       <w:tab/>
       <w:tab/>
-      <w:t>2026-08-17</w:t>
+      <w:t>2026-08-18</w:t>
       <w:br/>
       <w:br/>
     </w:r>

--- a/klagomål/A 10943-2026 FSC-klagomål.docx
+++ b/klagomål/A 10943-2026 FSC-klagomål.docx
@@ -1075,7 +1075,7 @@
     <w:r>
       <w:tab/>
       <w:tab/>
-      <w:t>2026-08-18</w:t>
+      <w:t>2026-08-19</w:t>
       <w:br/>
       <w:br/>
     </w:r>

--- a/klagomål/A 10943-2026 FSC-klagomål.docx
+++ b/klagomål/A 10943-2026 FSC-klagomål.docx
@@ -1075,7 +1075,7 @@
     <w:r>
       <w:tab/>
       <w:tab/>
-      <w:t>2026-08-19</w:t>
+      <w:t>2026-08-20</w:t>
       <w:br/>
       <w:br/>
     </w:r>

--- a/klagomål/A 10943-2026 FSC-klagomål.docx
+++ b/klagomål/A 10943-2026 FSC-klagomål.docx
@@ -1075,7 +1075,7 @@
     <w:r>
       <w:tab/>
       <w:tab/>
-      <w:t>2026-08-20</w:t>
+      <w:t>2026-08-21</w:t>
       <w:br/>
       <w:br/>
     </w:r>

--- a/klagomål/A 10943-2026 FSC-klagomål.docx
+++ b/klagomål/A 10943-2026 FSC-klagomål.docx
@@ -1075,7 +1075,7 @@
     <w:r>
       <w:tab/>
       <w:tab/>
-      <w:t>2026-08-21</w:t>
+      <w:t>2026-08-22</w:t>
       <w:br/>
       <w:br/>
     </w:r>

--- a/klagomål/A 10943-2026 FSC-klagomål.docx
+++ b/klagomål/A 10943-2026 FSC-klagomål.docx
@@ -1075,7 +1075,7 @@
     <w:r>
       <w:tab/>
       <w:tab/>
-      <w:t>2026-08-22</w:t>
+      <w:t>2026-08-23</w:t>
       <w:br/>
       <w:br/>
     </w:r>

--- a/klagomål/A 10943-2026 FSC-klagomål.docx
+++ b/klagomål/A 10943-2026 FSC-klagomål.docx
@@ -1075,7 +1075,7 @@
     <w:r>
       <w:tab/>
       <w:tab/>
-      <w:t>2026-08-23</w:t>
+      <w:t>2026-08-24</w:t>
       <w:br/>
       <w:br/>
     </w:r>

--- a/klagomål/A 10943-2026 FSC-klagomål.docx
+++ b/klagomål/A 10943-2026 FSC-klagomål.docx
@@ -1075,7 +1075,7 @@
     <w:r>
       <w:tab/>
       <w:tab/>
-      <w:t>2026-08-24</w:t>
+      <w:t>2026-08-25</w:t>
       <w:br/>
       <w:br/>
     </w:r>

--- a/klagomål/A 10943-2026 FSC-klagomål.docx
+++ b/klagomål/A 10943-2026 FSC-klagomål.docx
@@ -1075,7 +1075,7 @@
     <w:r>
       <w:tab/>
       <w:tab/>
-      <w:t>2026-08-25</w:t>
+      <w:t>2026-08-26</w:t>
       <w:br/>
       <w:br/>
     </w:r>

--- a/klagomål/A 10943-2026 FSC-klagomål.docx
+++ b/klagomål/A 10943-2026 FSC-klagomål.docx
@@ -1075,7 +1075,7 @@
     <w:r>
       <w:tab/>
       <w:tab/>
-      <w:t>2026-08-26</w:t>
+      <w:t>2026-08-27</w:t>
       <w:br/>
       <w:br/>
     </w:r>

--- a/klagomål/A 10943-2026 FSC-klagomål.docx
+++ b/klagomål/A 10943-2026 FSC-klagomål.docx
@@ -1075,7 +1075,7 @@
     <w:r>
       <w:tab/>
       <w:tab/>
-      <w:t>2026-08-27</w:t>
+      <w:t>2026-08-28</w:t>
       <w:br/>
       <w:br/>
     </w:r>

--- a/klagomål/A 10943-2026 FSC-klagomål.docx
+++ b/klagomål/A 10943-2026 FSC-klagomål.docx
@@ -1075,7 +1075,7 @@
     <w:r>
       <w:tab/>
       <w:tab/>
-      <w:t>2026-08-28</w:t>
+      <w:t>2026-08-29</w:t>
       <w:br/>
       <w:br/>
     </w:r>

--- a/klagomål/A 10943-2026 FSC-klagomål.docx
+++ b/klagomål/A 10943-2026 FSC-klagomål.docx
@@ -1075,7 +1075,7 @@
     <w:r>
       <w:tab/>
       <w:tab/>
-      <w:t>2026-08-29</w:t>
+      <w:t>2026-08-31</w:t>
       <w:br/>
       <w:br/>
     </w:r>

--- a/klagomål/A 10943-2026 FSC-klagomål.docx
+++ b/klagomål/A 10943-2026 FSC-klagomål.docx
@@ -1075,7 +1075,7 @@
     <w:r>
       <w:tab/>
       <w:tab/>
-      <w:t>2026-08-31</w:t>
+      <w:t>2026-09-01</w:t>
       <w:br/>
       <w:br/>
     </w:r>

--- a/klagomål/A 10943-2026 FSC-klagomål.docx
+++ b/klagomål/A 10943-2026 FSC-klagomål.docx
@@ -1075,7 +1075,7 @@
     <w:r>
       <w:tab/>
       <w:tab/>
-      <w:t>2026-09-01</w:t>
+      <w:t>2026-09-02</w:t>
       <w:br/>
       <w:br/>
     </w:r>

--- a/klagomål/A 10943-2026 FSC-klagomål.docx
+++ b/klagomål/A 10943-2026 FSC-klagomål.docx
@@ -1075,7 +1075,7 @@
     <w:r>
       <w:tab/>
       <w:tab/>
-      <w:t>2026-09-02</w:t>
+      <w:t>2026-09-03</w:t>
       <w:br/>
       <w:br/>
     </w:r>

--- a/klagomål/A 10943-2026 FSC-klagomål.docx
+++ b/klagomål/A 10943-2026 FSC-klagomål.docx
@@ -1075,7 +1075,7 @@
     <w:r>
       <w:tab/>
       <w:tab/>
-      <w:t>2026-09-03</w:t>
+      <w:t>2026-09-04</w:t>
       <w:br/>
       <w:br/>
     </w:r>

--- a/klagomål/A 10943-2026 FSC-klagomål.docx
+++ b/klagomål/A 10943-2026 FSC-klagomål.docx
@@ -1075,7 +1075,7 @@
     <w:r>
       <w:tab/>
       <w:tab/>
-      <w:t>2026-09-04</w:t>
+      <w:t>2026-09-05</w:t>
       <w:br/>
       <w:br/>
     </w:r>

--- a/klagomål/A 10943-2026 FSC-klagomål.docx
+++ b/klagomål/A 10943-2026 FSC-klagomål.docx
@@ -1075,7 +1075,7 @@
     <w:r>
       <w:tab/>
       <w:tab/>
-      <w:t>2026-09-05</w:t>
+      <w:t>2026-09-06</w:t>
       <w:br/>
       <w:br/>
     </w:r>

--- a/klagomål/A 10943-2026 FSC-klagomål.docx
+++ b/klagomål/A 10943-2026 FSC-klagomål.docx
@@ -1075,7 +1075,7 @@
     <w:r>
       <w:tab/>
       <w:tab/>
-      <w:t>2026-09-06</w:t>
+      <w:t>2026-09-07</w:t>
       <w:br/>
       <w:br/>
     </w:r>

--- a/klagomål/A 10943-2026 FSC-klagomål.docx
+++ b/klagomål/A 10943-2026 FSC-klagomål.docx
@@ -1075,7 +1075,7 @@
     <w:r>
       <w:tab/>
       <w:tab/>
-      <w:t>2026-09-07</w:t>
+      <w:t>2026-09-08</w:t>
       <w:br/>
       <w:br/>
     </w:r>

--- a/klagomål/A 10943-2026 FSC-klagomål.docx
+++ b/klagomål/A 10943-2026 FSC-klagomål.docx
@@ -1075,7 +1075,7 @@
     <w:r>
       <w:tab/>
       <w:tab/>
-      <w:t>2026-09-08</w:t>
+      <w:t>2026-09-09</w:t>
       <w:br/>
       <w:br/>
     </w:r>

--- a/klagomål/A 10943-2026 FSC-klagomål.docx
+++ b/klagomål/A 10943-2026 FSC-klagomål.docx
@@ -1075,7 +1075,7 @@
     <w:r>
       <w:tab/>
       <w:tab/>
-      <w:t>2026-09-09</w:t>
+      <w:t>2026-09-10</w:t>
       <w:br/>
       <w:br/>
     </w:r>

--- a/klagomål/A 10943-2026 FSC-klagomål.docx
+++ b/klagomål/A 10943-2026 FSC-klagomål.docx
@@ -1075,7 +1075,7 @@
     <w:r>
       <w:tab/>
       <w:tab/>
-      <w:t>2026-09-10</w:t>
+      <w:t>2026-09-11</w:t>
       <w:br/>
       <w:br/>
     </w:r>

--- a/klagomål/A 10943-2026 FSC-klagomål.docx
+++ b/klagomål/A 10943-2026 FSC-klagomål.docx
@@ -1075,7 +1075,7 @@
     <w:r>
       <w:tab/>
       <w:tab/>
-      <w:t>2026-09-11</w:t>
+      <w:t>2026-09-12</w:t>
       <w:br/>
       <w:br/>
     </w:r>
